--- a/docs/dist/manual-operacional.docx
+++ b/docs/dist/manual-operacional.docx
@@ -16901,6 +16901,265 @@
       </w:r>
       <w:r>
         <w:t xml:space="preserve">distintos no mesmo pedido</w:t>
+      </w:r>
+    </w:p>
+    <w:p>
+      <w:pPr>
+        <w:pStyle w:val="BodyText"/>
+      </w:pPr>
+      <w:r>
+        <w:rPr>
+          <w:bCs/>
+          <w:b/>
+        </w:rPr>
+        <w:t xml:space="preserve">Colunas adicionais (após produção/liberação)</w:t>
+      </w:r>
+      <w:r>
+        <w:t xml:space="preserve">:</w:t>
+      </w:r>
+    </w:p>
+    <w:tbl>
+      <w:tblPr>
+        <w:tblStyle w:val="Table"/>
+        <w:tblW w:type="pct" w:w="5000.0"/>
+        <w:tblLook w:firstRow="1" w:lastRow="0" w:firstColumn="0" w:lastColumn="0" w:noHBand="0" w:noVBand="0" w:val="0020"/>
+      </w:tblPr>
+      <w:tblGrid>
+        <w:gridCol w:w="2640"/>
+        <w:gridCol w:w="2640"/>
+        <w:gridCol w:w="2640"/>
+      </w:tblGrid>
+      <w:tr>
+        <w:tc>
+          <w:p>
+            <w:pPr>
+              <w:pStyle w:val="Compact"/>
+              <w:jc w:val="left"/>
+            </w:pPr>
+            <w:r>
+              <w:t xml:space="preserve">Coluna</w:t>
+            </w:r>
+          </w:p>
+        </w:tc>
+        <w:tc>
+          <w:p>
+            <w:pPr>
+              <w:pStyle w:val="Compact"/>
+              <w:jc w:val="left"/>
+            </w:pPr>
+            <w:r>
+              <w:t xml:space="preserve">O que mostra</w:t>
+            </w:r>
+          </w:p>
+        </w:tc>
+        <w:tc>
+          <w:p>
+            <w:pPr>
+              <w:pStyle w:val="Compact"/>
+              <w:jc w:val="left"/>
+            </w:pPr>
+            <w:r>
+              <w:t xml:space="preserve">Quando preenche</w:t>
+            </w:r>
+          </w:p>
+        </w:tc>
+      </w:tr>
+      <w:tr>
+        <w:tc>
+          <w:p>
+            <w:pPr>
+              <w:pStyle w:val="Compact"/>
+              <w:jc w:val="left"/>
+            </w:pPr>
+            <w:r>
+              <w:rPr>
+                <w:rStyle w:val="VerbatimChar"/>
+              </w:rPr>
+              <w:t xml:space="preserve">Lote Atribuído</w:t>
+            </w:r>
+          </w:p>
+        </w:tc>
+        <w:tc>
+          <w:p>
+            <w:pPr>
+              <w:pStyle w:val="Compact"/>
+              <w:jc w:val="left"/>
+            </w:pPr>
+            <w:r>
+              <w:t xml:space="preserve">Batch físico que vai pra este paciente</w:t>
+            </w:r>
+          </w:p>
+        </w:tc>
+        <w:tc>
+          <w:p>
+            <w:pPr>
+              <w:pStyle w:val="Compact"/>
+              <w:jc w:val="left"/>
+            </w:pPr>
+            <w:r>
+              <w:t xml:space="preserve">Após liberação + chamar</w:t>
+            </w:r>
+            <w:r>
+              <w:t xml:space="preserve"> </w:t>
+            </w:r>
+            <w:r>
+              <w:rPr>
+                <w:rStyle w:val="VerbatimChar"/>
+              </w:rPr>
+              <w:t xml:space="preserve">future_production_allocate_patient_batches</w:t>
+            </w:r>
+          </w:p>
+        </w:tc>
+      </w:tr>
+      <w:tr>
+        <w:tc>
+          <w:p>
+            <w:pPr>
+              <w:pStyle w:val="Compact"/>
+              <w:jc w:val="left"/>
+            </w:pPr>
+            <w:r>
+              <w:rPr>
+                <w:rStyle w:val="VerbatimChar"/>
+              </w:rPr>
+              <w:t xml:space="preserve">Qtd Alocada em Lote</w:t>
+            </w:r>
+          </w:p>
+        </w:tc>
+        <w:tc>
+          <w:p>
+            <w:pPr>
+              <w:pStyle w:val="Compact"/>
+              <w:jc w:val="left"/>
+            </w:pPr>
+            <w:r>
+              <w:t xml:space="preserve">Quanto da qty já está vinculado ao batch</w:t>
+            </w:r>
+          </w:p>
+        </w:tc>
+        <w:tc>
+          <w:p>
+            <w:pPr>
+              <w:pStyle w:val="Compact"/>
+              <w:jc w:val="left"/>
+            </w:pPr>
+            <w:r>
+              <w:t xml:space="preserve">Mesmo momento</w:t>
+            </w:r>
+          </w:p>
+        </w:tc>
+      </w:tr>
+      <w:tr>
+        <w:tc>
+          <w:p>
+            <w:pPr>
+              <w:pStyle w:val="Compact"/>
+              <w:jc w:val="left"/>
+            </w:pPr>
+            <w:r>
+              <w:rPr>
+                <w:rStyle w:val="VerbatimChar"/>
+              </w:rPr>
+              <w:t xml:space="preserve">Status de Alocação</w:t>
+            </w:r>
+          </w:p>
+        </w:tc>
+        <w:tc>
+          <w:p>
+            <w:pPr>
+              <w:pStyle w:val="Compact"/>
+              <w:jc w:val="left"/>
+            </w:pPr>
+            <w:r>
+              <w:t xml:space="preserve">Pendente / Parcialmente Alocado / Alocado / Entregue / Cancelado</w:t>
+            </w:r>
+          </w:p>
+        </w:tc>
+        <w:tc>
+          <w:p>
+            <w:pPr>
+              <w:pStyle w:val="Compact"/>
+              <w:jc w:val="left"/>
+            </w:pPr>
+            <w:r>
+              <w:t xml:space="preserve">Mesmo momento</w:t>
+            </w:r>
+          </w:p>
+        </w:tc>
+      </w:tr>
+    </w:tbl>
+    <w:p>
+      <w:pPr>
+        <w:pStyle w:val="BlockText"/>
+      </w:pPr>
+      <w:r>
+        <w:t xml:space="preserve">Fluxo automático: após acionar</w:t>
+      </w:r>
+      <w:r>
+        <w:t xml:space="preserve"> </w:t>
+      </w:r>
+      <w:r>
+        <w:rPr>
+          <w:bCs/>
+          <w:b/>
+        </w:rPr>
+        <w:t xml:space="preserve">Liberar Reservas</w:t>
+      </w:r>
+      <w:r>
+        <w:t xml:space="preserve"> </w:t>
+      </w:r>
+      <w:r>
+        <w:t xml:space="preserve">(etapa F), execute</w:t>
+      </w:r>
+      <w:r>
+        <w:t xml:space="preserve"> </w:t>
+      </w:r>
+      <w:r>
+        <w:t xml:space="preserve">também</w:t>
+      </w:r>
+      <w:r>
+        <w:t xml:space="preserve"> </w:t>
+      </w:r>
+      <w:r>
+        <w:rPr>
+          <w:bCs/>
+          <w:b/>
+        </w:rPr>
+        <w:t xml:space="preserve">Alocar Batch por Paciente</w:t>
+      </w:r>
+      <w:r>
+        <w:t xml:space="preserve"> </w:t>
+      </w:r>
+      <w:r>
+        <w:t xml:space="preserve">(botão ou API) para que cada linha</w:t>
+      </w:r>
+      <w:r>
+        <w:t xml:space="preserve"> </w:t>
+      </w:r>
+      <w:r>
+        <w:t xml:space="preserve">de paciente saiba</w:t>
+      </w:r>
+      <w:r>
+        <w:t xml:space="preserve"> </w:t>
+      </w:r>
+      <w:r>
+        <w:rPr>
+          <w:bCs/>
+          <w:b/>
+        </w:rPr>
+        <w:t xml:space="preserve">qual batch físico</w:t>
+      </w:r>
+      <w:r>
+        <w:t xml:space="preserve"> </w:t>
+      </w:r>
+      <w:r>
+        <w:t xml:space="preserve">vai receber. A farmácia usa essa</w:t>
+      </w:r>
+      <w:r>
+        <w:t xml:space="preserve"> </w:t>
+      </w:r>
+      <w:r>
+        <w:t xml:space="preserve">info pra separar e imprimir etiquetas Zebra (etapa J).</w:t>
       </w:r>
     </w:p>
     <w:p>

--- a/docs/dist/manual-operacional.docx
+++ b/docs/dist/manual-operacional.docx
@@ -36,7 +36,7 @@
         </w:p>
       </w:sdtContent>
     </w:sdt>
-    <w:bookmarkStart w:id="194" w:name="manual-operacional"/>
+    <w:bookmarkStart w:id="203" w:name="manual-operacional"/>
     <w:p>
       <w:pPr>
         <w:pStyle w:val="Heading1"/>
@@ -25235,13 +25235,13 @@
     </w:p>
     <w:bookmarkEnd w:id="162"/>
     <w:bookmarkEnd w:id="163"/>
-    <w:bookmarkStart w:id="169" w:name="etapa-j-dispensação"/>
+    <w:bookmarkStart w:id="178" w:name="etapa-j-dispensação-etiqueta-zebra"/>
     <w:p>
       <w:pPr>
         <w:pStyle w:val="Heading2"/>
       </w:pPr>
       <w:r>
-        <w:t xml:space="preserve">14. Etapa J — Dispensação</w:t>
+        <w:t xml:space="preserve">14. Etapa J — Dispensação + Etiqueta Zebra</w:t>
       </w:r>
     </w:p>
     <w:p>
@@ -25256,17 +25256,17 @@
         <w:t xml:space="preserve">Significado</w:t>
       </w:r>
       <w:r>
-        <w:t xml:space="preserve">: ato físico de entregar a ampola</w:t>
-      </w:r>
-      <w:r>
-        <w:t xml:space="preserve"> </w:t>
-      </w:r>
-      <w:r>
-        <w:rPr>
-          <w:bCs/>
-          <w:b/>
-        </w:rPr>
-        <w:t xml:space="preserve">ao paciente final</w:t>
+        <w:t xml:space="preserve">: ato físico de entregar as ampolas</w:t>
+      </w:r>
+      <w:r>
+        <w:t xml:space="preserve"> </w:t>
+      </w:r>
+      <w:r>
+        <w:rPr>
+          <w:bCs/>
+          <w:b/>
+        </w:rPr>
+        <w:t xml:space="preserve">aos pacientes finais</w:t>
       </w:r>
       <w:r>
         <w:t xml:space="preserve">.</w:t>
@@ -25275,32 +25275,174 @@
         <w:t xml:space="preserve"> </w:t>
       </w:r>
       <w:r>
-        <w:t xml:space="preserve">Cada ampola precisa de</w:t>
-      </w:r>
-      <w:r>
-        <w:t xml:space="preserve"> </w:t>
-      </w:r>
-      <w:r>
-        <w:rPr>
-          <w:bCs/>
-          <w:b/>
-        </w:rPr>
-        <w:t xml:space="preserve">etiqueta paciente</w:t>
-      </w:r>
-      <w:r>
-        <w:t xml:space="preserve"> </w:t>
-      </w:r>
-      <w:r>
-        <w:t xml:space="preserve">impressa na Zebra.</w:t>
-      </w:r>
-    </w:p>
-    <w:bookmarkStart w:id="164" w:name="status-atual-deste-módulo"/>
+        <w:rPr>
+          <w:bCs/>
+          <w:b/>
+        </w:rPr>
+        <w:t xml:space="preserve">1 Sales Order = 1 Dispensação</w:t>
+      </w:r>
+      <w:r>
+        <w:t xml:space="preserve"> </w:t>
+      </w:r>
+      <w:r>
+        <w:t xml:space="preserve">(a entrega completa do pedido).</w:t>
+      </w:r>
+      <w:r>
+        <w:t xml:space="preserve"> </w:t>
+      </w:r>
+      <w:r>
+        <w:t xml:space="preserve">Cada paciente da dispensação ganha</w:t>
+      </w:r>
+      <w:r>
+        <w:t xml:space="preserve"> </w:t>
+      </w:r>
+      <w:r>
+        <w:rPr>
+          <w:bCs/>
+          <w:b/>
+        </w:rPr>
+        <w:t xml:space="preserve">1 etiqueta Zebra individual</w:t>
+      </w:r>
+      <w:r>
+        <w:t xml:space="preserve">.</w:t>
+      </w:r>
+    </w:p>
+    <w:bookmarkStart w:id="164" w:name="modelo"/>
     <w:p>
       <w:pPr>
         <w:pStyle w:val="Heading3"/>
       </w:pPr>
       <w:r>
-        <w:t xml:space="preserve">Status atual deste módulo</w:t>
+        <w:t xml:space="preserve">Modelo</w:t>
+      </w:r>
+    </w:p>
+    <w:p>
+      <w:pPr>
+        <w:pStyle w:val="SourceCode"/>
+      </w:pPr>
+      <w:r>
+        <w:rPr>
+          <w:rStyle w:val="VerbatimChar"/>
+        </w:rPr>
+        <w:t xml:space="preserve">1 Sales Order (com pacientes alocados em batches)</w:t>
+      </w:r>
+      <w:r>
+        <w:br/>
+      </w:r>
+      <w:r>
+        <w:rPr>
+          <w:rStyle w:val="VerbatimChar"/>
+        </w:rPr>
+        <w:t xml:space="preserve">                  │</w:t>
+      </w:r>
+      <w:r>
+        <w:br/>
+      </w:r>
+      <w:r>
+        <w:rPr>
+          <w:rStyle w:val="VerbatimChar"/>
+        </w:rPr>
+        <w:t xml:space="preserve">                  ▼</w:t>
+      </w:r>
+      <w:r>
+        <w:br/>
+      </w:r>
+      <w:r>
+        <w:rPr>
+          <w:rStyle w:val="VerbatimChar"/>
+        </w:rPr>
+        <w:t xml:space="preserve">1 Dispensation criada (DISP-2026-NNNNN)</w:t>
+      </w:r>
+      <w:r>
+        <w:br/>
+      </w:r>
+      <w:r>
+        <w:rPr>
+          <w:rStyle w:val="VerbatimChar"/>
+        </w:rPr>
+        <w:t xml:space="preserve">                  │</w:t>
+      </w:r>
+      <w:r>
+        <w:br/>
+      </w:r>
+      <w:r>
+        <w:rPr>
+          <w:rStyle w:val="VerbatimChar"/>
+        </w:rPr>
+        <w:t xml:space="preserve">   ┌──────────────┼──────────────┬──────────────┐</w:t>
+      </w:r>
+      <w:r>
+        <w:br/>
+      </w:r>
+      <w:r>
+        <w:rPr>
+          <w:rStyle w:val="VerbatimChar"/>
+        </w:rPr>
+        <w:t xml:space="preserve">   ▼              ▼              ▼              ▼</w:t>
+      </w:r>
+      <w:r>
+        <w:br/>
+      </w:r>
+      <w:r>
+        <w:rPr>
+          <w:rStyle w:val="VerbatimChar"/>
+        </w:rPr>
+        <w:t xml:space="preserve">Paciente A    Paciente B    Paciente C    Paciente D</w:t>
+      </w:r>
+      <w:r>
+        <w:br/>
+      </w:r>
+      <w:r>
+        <w:rPr>
+          <w:rStyle w:val="VerbatimChar"/>
+        </w:rPr>
+        <w:t xml:space="preserve">3 ampolas     2 ampolas     4 ampolas     1 ampola</w:t>
+      </w:r>
+      <w:r>
+        <w:br/>
+      </w:r>
+      <w:r>
+        <w:rPr>
+          <w:rStyle w:val="VerbatimChar"/>
+        </w:rPr>
+        <w:t xml:space="preserve">   │              │              │              │</w:t>
+      </w:r>
+      <w:r>
+        <w:br/>
+      </w:r>
+      <w:r>
+        <w:rPr>
+          <w:rStyle w:val="VerbatimChar"/>
+        </w:rPr>
+        <w:t xml:space="preserve">   ▼              ▼              ▼              ▼</w:t>
+      </w:r>
+      <w:r>
+        <w:br/>
+      </w:r>
+      <w:r>
+        <w:rPr>
+          <w:rStyle w:val="VerbatimChar"/>
+        </w:rPr>
+        <w:t xml:space="preserve">Etiqueta      Etiqueta      Etiqueta      Etiqueta</w:t>
+      </w:r>
+      <w:r>
+        <w:br/>
+      </w:r>
+      <w:r>
+        <w:rPr>
+          <w:rStyle w:val="VerbatimChar"/>
+        </w:rPr>
+        <w:t xml:space="preserve">Zebra A       Zebra B       Zebra C       Zebra D</w:t>
+      </w:r>
+    </w:p>
+    <w:bookmarkEnd w:id="164"/>
+    <w:bookmarkStart w:id="165" w:name="pré-requisito"/>
+    <w:p>
+      <w:pPr>
+        <w:pStyle w:val="Heading3"/>
+      </w:pPr>
+      <w:r>
+        <w:t xml:space="preserve">Pré-requisito</w:t>
       </w:r>
     </w:p>
     <w:p>
@@ -25308,20 +25450,843 @@
         <w:pStyle w:val="FirstParagraph"/>
       </w:pPr>
       <w:r>
-        <w:t xml:space="preserve">⚠</w:t>
-      </w:r>
-      <w:r>
-        <w:t xml:space="preserve"> </w:t>
-      </w:r>
-      <w:r>
-        <w:rPr>
-          <w:bCs/>
-          <w:b/>
-        </w:rPr>
-        <w:t xml:space="preserve">A ser construído</w:t>
-      </w:r>
-      <w:r>
-        <w:t xml:space="preserve">. Hoje o sistema:</w:t>
+        <w:t xml:space="preserve">SO precisa ter</w:t>
+      </w:r>
+      <w:r>
+        <w:t xml:space="preserve"> </w:t>
+      </w:r>
+      <w:r>
+        <w:rPr>
+          <w:rStyle w:val="VerbatimChar"/>
+        </w:rPr>
+        <w:t xml:space="preserve">fp_patients[].batch_no</w:t>
+      </w:r>
+      <w:r>
+        <w:t xml:space="preserve"> </w:t>
+      </w:r>
+      <w:r>
+        <w:t xml:space="preserve">preenchido. Isso acontece após</w:t>
+      </w:r>
+      <w:r>
+        <w:t xml:space="preserve"> </w:t>
+      </w:r>
+      <w:r>
+        <w:rPr>
+          <w:bCs/>
+          <w:b/>
+        </w:rPr>
+        <w:t xml:space="preserve">Etapa F (Liberar)</w:t>
+      </w:r>
+      <w:r>
+        <w:t xml:space="preserve"> </w:t>
+      </w:r>
+      <w:r>
+        <w:t xml:space="preserve">+</w:t>
+      </w:r>
+      <w:r>
+        <w:t xml:space="preserve"> </w:t>
+      </w:r>
+      <w:r>
+        <w:rPr>
+          <w:bCs/>
+          <w:b/>
+        </w:rPr>
+        <w:t xml:space="preserve">Alocação</w:t>
+      </w:r>
+      <w:r>
+        <w:t xml:space="preserve"> </w:t>
+      </w:r>
+      <w:r>
+        <w:t xml:space="preserve">(botão</w:t>
+      </w:r>
+      <w:r>
+        <w:t xml:space="preserve"> </w:t>
+      </w:r>
+      <w:r>
+        <w:t xml:space="preserve">“</w:t>
+      </w:r>
+      <w:r>
+        <w:t xml:space="preserve">Alocar Batch por Paciente</w:t>
+      </w:r>
+      <w:r>
+        <w:t xml:space="preserve">”</w:t>
+      </w:r>
+      <w:r>
+        <w:t xml:space="preserve"> </w:t>
+      </w:r>
+      <w:r>
+        <w:t xml:space="preserve">ou endpoint</w:t>
+      </w:r>
+      <w:r>
+        <w:t xml:space="preserve"> </w:t>
+      </w:r>
+      <w:r>
+        <w:rPr>
+          <w:rStyle w:val="VerbatimChar"/>
+        </w:rPr>
+        <w:t xml:space="preserve">future_production_allocate_patient_batches</w:t>
+      </w:r>
+      <w:r>
+        <w:t xml:space="preserve">).</w:t>
+      </w:r>
+    </w:p>
+    <w:bookmarkEnd w:id="165"/>
+    <w:bookmarkStart w:id="166" w:name="quem-usa"/>
+    <w:p>
+      <w:pPr>
+        <w:pStyle w:val="Heading3"/>
+      </w:pPr>
+      <w:r>
+        <w:t xml:space="preserve">Quem usa</w:t>
+      </w:r>
+    </w:p>
+    <w:p>
+      <w:pPr>
+        <w:pStyle w:val="FirstParagraph"/>
+      </w:pPr>
+      <w:r>
+        <w:t xml:space="preserve">Farmacêutico responsável.</w:t>
+      </w:r>
+    </w:p>
+    <w:bookmarkEnd w:id="166"/>
+    <w:bookmarkStart w:id="167" w:name="telas"/>
+    <w:p>
+      <w:pPr>
+        <w:pStyle w:val="Heading3"/>
+      </w:pPr>
+      <w:r>
+        <w:t xml:space="preserve">Telas</w:t>
+      </w:r>
+    </w:p>
+    <w:tbl>
+      <w:tblPr>
+        <w:tblStyle w:val="Table"/>
+        <w:tblW w:type="pct" w:w="5000.0"/>
+        <w:tblLook w:firstRow="1" w:lastRow="0" w:firstColumn="0" w:lastColumn="0" w:noHBand="0" w:noVBand="0" w:val="0020"/>
+      </w:tblPr>
+      <w:tblGrid>
+        <w:gridCol w:w="2640"/>
+        <w:gridCol w:w="2640"/>
+        <w:gridCol w:w="2640"/>
+      </w:tblGrid>
+      <w:tr>
+        <w:tc>
+          <w:p>
+            <w:pPr>
+              <w:pStyle w:val="Compact"/>
+              <w:jc w:val="left"/>
+            </w:pPr>
+            <w:r>
+              <w:t xml:space="preserve">Tela</w:t>
+            </w:r>
+          </w:p>
+        </w:tc>
+        <w:tc>
+          <w:p>
+            <w:pPr>
+              <w:pStyle w:val="Compact"/>
+              <w:jc w:val="left"/>
+            </w:pPr>
+            <w:r>
+              <w:t xml:space="preserve">URL</w:t>
+            </w:r>
+          </w:p>
+        </w:tc>
+        <w:tc>
+          <w:p>
+            <w:pPr>
+              <w:pStyle w:val="Compact"/>
+              <w:jc w:val="left"/>
+            </w:pPr>
+            <w:r>
+              <w:t xml:space="preserve">O que faz</w:t>
+            </w:r>
+          </w:p>
+        </w:tc>
+      </w:tr>
+      <w:tr>
+        <w:tc>
+          <w:p>
+            <w:pPr>
+              <w:pStyle w:val="Compact"/>
+              <w:jc w:val="left"/>
+            </w:pPr>
+            <w:r>
+              <w:t xml:space="preserve">Lista de Dispensações</w:t>
+            </w:r>
+          </w:p>
+        </w:tc>
+        <w:tc>
+          <w:p>
+            <w:pPr>
+              <w:pStyle w:val="Compact"/>
+              <w:jc w:val="left"/>
+            </w:pPr>
+            <w:r>
+              <w:rPr>
+                <w:rStyle w:val="VerbatimChar"/>
+              </w:rPr>
+              <w:t xml:space="preserve">/app/dispensation</w:t>
+            </w:r>
+          </w:p>
+        </w:tc>
+        <w:tc>
+          <w:p>
+            <w:pPr>
+              <w:pStyle w:val="Compact"/>
+              <w:jc w:val="left"/>
+            </w:pPr>
+            <w:r>
+              <w:t xml:space="preserve">Vê todas, filtra por status</w:t>
+            </w:r>
+          </w:p>
+        </w:tc>
+      </w:tr>
+      <w:tr>
+        <w:tc>
+          <w:p>
+            <w:pPr>
+              <w:pStyle w:val="Compact"/>
+              <w:jc w:val="left"/>
+            </w:pPr>
+            <w:r>
+              <w:t xml:space="preserve">1 Dispensação</w:t>
+            </w:r>
+          </w:p>
+        </w:tc>
+        <w:tc>
+          <w:p>
+            <w:pPr>
+              <w:pStyle w:val="Compact"/>
+              <w:jc w:val="left"/>
+            </w:pPr>
+            <w:r>
+              <w:rPr>
+                <w:rStyle w:val="VerbatimChar"/>
+              </w:rPr>
+              <w:t xml:space="preserve">/app/dispensation/DISP-2026-NNNNN</w:t>
+            </w:r>
+          </w:p>
+        </w:tc>
+        <w:tc>
+          <w:p>
+            <w:pPr>
+              <w:pStyle w:val="Compact"/>
+              <w:jc w:val="left"/>
+            </w:pPr>
+            <w:r>
+              <w:t xml:space="preserve">Header + child de pacientes</w:t>
+            </w:r>
+          </w:p>
+        </w:tc>
+      </w:tr>
+    </w:tbl>
+    <w:bookmarkEnd w:id="167"/>
+    <w:bookmarkStart w:id="173" w:name="passo-a-passo-10"/>
+    <w:p>
+      <w:pPr>
+        <w:pStyle w:val="Heading3"/>
+      </w:pPr>
+      <w:r>
+        <w:t xml:space="preserve">Passo a passo</w:t>
+      </w:r>
+    </w:p>
+    <w:bookmarkStart w:id="168" w:name="criar-dispensação-a-partir-do-so"/>
+    <w:p>
+      <w:pPr>
+        <w:pStyle w:val="Heading4"/>
+      </w:pPr>
+      <w:r>
+        <w:t xml:space="preserve">14.1. Criar Dispensação a partir do SO</w:t>
+      </w:r>
+    </w:p>
+    <w:p>
+      <w:pPr>
+        <w:pStyle w:val="FirstParagraph"/>
+      </w:pPr>
+      <w:r>
+        <w:t xml:space="preserve">Via API (botão UI futuro — C11):</w:t>
+      </w:r>
+    </w:p>
+    <w:p>
+      <w:pPr>
+        <w:pStyle w:val="SourceCode"/>
+      </w:pPr>
+      <w:r>
+        <w:rPr>
+          <w:rStyle w:val="VerbatimChar"/>
+        </w:rPr>
+        <w:t xml:space="preserve">POST /api/method/future_production_create_dispensation_from_so</w:t>
+      </w:r>
+      <w:r>
+        <w:br/>
+      </w:r>
+      <w:r>
+        <w:rPr>
+          <w:rStyle w:val="VerbatimChar"/>
+        </w:rPr>
+        <w:t xml:space="preserve">{ "sales_order": "SAL-ORD-2026-00060" }</w:t>
+      </w:r>
+    </w:p>
+    <w:p>
+      <w:pPr>
+        <w:pStyle w:val="FirstParagraph"/>
+      </w:pPr>
+      <w:r>
+        <w:t xml:space="preserve">Sistema cria 1</w:t>
+      </w:r>
+      <w:r>
+        <w:t xml:space="preserve"> </w:t>
+      </w:r>
+      <w:r>
+        <w:rPr>
+          <w:rStyle w:val="VerbatimChar"/>
+        </w:rPr>
+        <w:t xml:space="preserve">Dispensation</w:t>
+      </w:r>
+      <w:r>
+        <w:t xml:space="preserve"> </w:t>
+      </w:r>
+      <w:r>
+        <w:t xml:space="preserve">com 1 linha por paciente alocado:</w:t>
+      </w:r>
+    </w:p>
+    <w:p>
+      <w:pPr>
+        <w:pStyle w:val="SourceCode"/>
+      </w:pPr>
+      <w:r>
+        <w:rPr>
+          <w:rStyle w:val="VerbatimChar"/>
+        </w:rPr>
+        <w:t xml:space="preserve">┌─────────────────────────────────────────────────────────────┐</w:t>
+      </w:r>
+      <w:r>
+        <w:br/>
+      </w:r>
+      <w:r>
+        <w:rPr>
+          <w:rStyle w:val="VerbatimChar"/>
+        </w:rPr>
+        <w:t xml:space="preserve">│ Dispensation DISP-2026-00079                                  │</w:t>
+      </w:r>
+      <w:r>
+        <w:br/>
+      </w:r>
+      <w:r>
+        <w:rPr>
+          <w:rStyle w:val="VerbatimChar"/>
+        </w:rPr>
+        <w:t xml:space="preserve">│ Status: Pendente                                              │</w:t>
+      </w:r>
+      <w:r>
+        <w:br/>
+      </w:r>
+      <w:r>
+        <w:rPr>
+          <w:rStyle w:val="VerbatimChar"/>
+        </w:rPr>
+        <w:t xml:space="preserve">│                                                               │</w:t>
+      </w:r>
+      <w:r>
+        <w:br/>
+      </w:r>
+      <w:r>
+        <w:rPr>
+          <w:rStyle w:val="VerbatimChar"/>
+        </w:rPr>
+        <w:t xml:space="preserve">│ Origem                                                        │</w:t>
+      </w:r>
+      <w:r>
+        <w:br/>
+      </w:r>
+      <w:r>
+        <w:rPr>
+          <w:rStyle w:val="VerbatimChar"/>
+        </w:rPr>
+        <w:t xml:space="preserve">│  Sales Order:      SAL-ORD-2026-00060                         │</w:t>
+      </w:r>
+      <w:r>
+        <w:br/>
+      </w:r>
+      <w:r>
+        <w:rPr>
+          <w:rStyle w:val="VerbatimChar"/>
+        </w:rPr>
+        <w:t xml:space="preserve">│  Cliente:          Clínica X (CNPJ)                           │</w:t>
+      </w:r>
+      <w:r>
+        <w:br/>
+      </w:r>
+      <w:r>
+        <w:rPr>
+          <w:rStyle w:val="VerbatimChar"/>
+        </w:rPr>
+        <w:t xml:space="preserve">│                                                               │</w:t>
+      </w:r>
+      <w:r>
+        <w:br/>
+      </w:r>
+      <w:r>
+        <w:rPr>
+          <w:rStyle w:val="VerbatimChar"/>
+        </w:rPr>
+        <w:t xml:space="preserve">│ Dispensação                                                   │</w:t>
+      </w:r>
+      <w:r>
+        <w:br/>
+      </w:r>
+      <w:r>
+        <w:rPr>
+          <w:rStyle w:val="VerbatimChar"/>
+        </w:rPr>
+        <w:t xml:space="preserve">│  Data/Hora:        2026-05-18 14:30                           │</w:t>
+      </w:r>
+      <w:r>
+        <w:br/>
+      </w:r>
+      <w:r>
+        <w:rPr>
+          <w:rStyle w:val="VerbatimChar"/>
+        </w:rPr>
+        <w:t xml:space="preserve">│  Farmacêutico:     wesley.cairo@injemedpharma.com.br          │</w:t>
+      </w:r>
+      <w:r>
+        <w:br/>
+      </w:r>
+      <w:r>
+        <w:rPr>
+          <w:rStyle w:val="VerbatimChar"/>
+        </w:rPr>
+        <w:t xml:space="preserve">│  Total de Ampolas: 770                                        │</w:t>
+      </w:r>
+      <w:r>
+        <w:br/>
+      </w:r>
+      <w:r>
+        <w:rPr>
+          <w:rStyle w:val="VerbatimChar"/>
+        </w:rPr>
+        <w:t xml:space="preserve">│  Total Pacientes:  5                                          │</w:t>
+      </w:r>
+      <w:r>
+        <w:br/>
+      </w:r>
+      <w:r>
+        <w:rPr>
+          <w:rStyle w:val="VerbatimChar"/>
+        </w:rPr>
+        <w:t xml:space="preserve">│                                                               │</w:t>
+      </w:r>
+      <w:r>
+        <w:br/>
+      </w:r>
+      <w:r>
+        <w:rPr>
+          <w:rStyle w:val="VerbatimChar"/>
+        </w:rPr>
+        <w:t xml:space="preserve">│ Etiquetas                                                     │</w:t>
+      </w:r>
+      <w:r>
+        <w:br/>
+      </w:r>
+      <w:r>
+        <w:rPr>
+          <w:rStyle w:val="VerbatimChar"/>
+        </w:rPr>
+        <w:t xml:space="preserve">│  Template:         50x30mm   (ou 100x50mm)                    │</w:t>
+      </w:r>
+      <w:r>
+        <w:br/>
+      </w:r>
+      <w:r>
+        <w:rPr>
+          <w:rStyle w:val="VerbatimChar"/>
+        </w:rPr>
+        <w:t xml:space="preserve">│  Impressas:        0/5                                        │</w:t>
+      </w:r>
+      <w:r>
+        <w:br/>
+      </w:r>
+      <w:r>
+        <w:rPr>
+          <w:rStyle w:val="VerbatimChar"/>
+        </w:rPr>
+        <w:t xml:space="preserve">│                                                               │</w:t>
+      </w:r>
+      <w:r>
+        <w:br/>
+      </w:r>
+      <w:r>
+        <w:rPr>
+          <w:rStyle w:val="VerbatimChar"/>
+        </w:rPr>
+        <w:t xml:space="preserve">│ Pacientes da Entrega                                          │</w:t>
+      </w:r>
+      <w:r>
+        <w:br/>
+      </w:r>
+      <w:r>
+        <w:rPr>
+          <w:rStyle w:val="VerbatimChar"/>
+        </w:rPr>
+        <w:t xml:space="preserve">│ ┌──────────────────┬─────┬────────────┬──────────┬────────┐  │</w:t>
+      </w:r>
+      <w:r>
+        <w:br/>
+      </w:r>
+      <w:r>
+        <w:rPr>
+          <w:rStyle w:val="VerbatimChar"/>
+        </w:rPr>
+        <w:t xml:space="preserve">│ │ Paciente         │ Qty │ Lote       │ Validade │ Print  │  │</w:t>
+      </w:r>
+      <w:r>
+        <w:br/>
+      </w:r>
+      <w:r>
+        <w:rPr>
+          <w:rStyle w:val="VerbatimChar"/>
+        </w:rPr>
+        <w:t xml:space="preserve">│ ├──────────────────┼─────┼────────────┼──────────┼────────┤  │</w:t>
+      </w:r>
+      <w:r>
+        <w:br/>
+      </w:r>
+      <w:r>
+        <w:rPr>
+          <w:rStyle w:val="VerbatimChar"/>
+        </w:rPr>
+        <w:t xml:space="preserve">│ │ Maria Aparecida  │ 154 │ LOT-AMP-.. │20/05/2027│  ☐     │  │</w:t>
+      </w:r>
+      <w:r>
+        <w:br/>
+      </w:r>
+      <w:r>
+        <w:rPr>
+          <w:rStyle w:val="VerbatimChar"/>
+        </w:rPr>
+        <w:t xml:space="preserve">│ │ João Silva       │ 154 │ LOT-AMP-.. │20/05/2027│  ☐     │  │</w:t>
+      </w:r>
+      <w:r>
+        <w:br/>
+      </w:r>
+      <w:r>
+        <w:rPr>
+          <w:rStyle w:val="VerbatimChar"/>
+        </w:rPr>
+        <w:t xml:space="preserve">│ │ Ana Beatriz      │ 154 │ LOT-AMP-.. │20/05/2027│  ☐     │  │</w:t>
+      </w:r>
+      <w:r>
+        <w:br/>
+      </w:r>
+      <w:r>
+        <w:rPr>
+          <w:rStyle w:val="VerbatimChar"/>
+        </w:rPr>
+        <w:t xml:space="preserve">│ │ Carlos Souza     │ 154 │ LOT-AMP-.. │20/05/2027│  ☐     │  │</w:t>
+      </w:r>
+      <w:r>
+        <w:br/>
+      </w:r>
+      <w:r>
+        <w:rPr>
+          <w:rStyle w:val="VerbatimChar"/>
+        </w:rPr>
+        <w:t xml:space="preserve">│ │ Paula Costa      │ 154 │ LOT-AMP-.. │20/05/2027│  ☐     │  │</w:t>
+      </w:r>
+      <w:r>
+        <w:br/>
+      </w:r>
+      <w:r>
+        <w:rPr>
+          <w:rStyle w:val="VerbatimChar"/>
+        </w:rPr>
+        <w:t xml:space="preserve">│ └──────────────────┴─────┴────────────┴──────────┴────────┘  │</w:t>
+      </w:r>
+      <w:r>
+        <w:br/>
+      </w:r>
+      <w:r>
+        <w:rPr>
+          <w:rStyle w:val="VerbatimChar"/>
+        </w:rPr>
+        <w:t xml:space="preserve">└─────────────────────────────────────────────────────────────┘</w:t>
+      </w:r>
+    </w:p>
+    <w:p>
+      <w:pPr>
+        <w:pStyle w:val="FirstParagraph"/>
+      </w:pPr>
+      <w:r>
+        <w:t xml:space="preserve">Cada linha mostra automaticamente (fetch_from):</w:t>
+      </w:r>
+      <w:r>
+        <w:t xml:space="preserve"> </w:t>
+      </w:r>
+      <w:r>
+        <w:t xml:space="preserve">- Nome + CPF + Celular (do Patient)</w:t>
+      </w:r>
+      <w:r>
+        <w:t xml:space="preserve"> </w:t>
+      </w:r>
+      <w:r>
+        <w:t xml:space="preserve">- Médico + Nº Conselho (do Prescriber)</w:t>
+      </w:r>
+      <w:r>
+        <w:t xml:space="preserve"> </w:t>
+      </w:r>
+      <w:r>
+        <w:t xml:space="preserve">- Item + qty</w:t>
+      </w:r>
+      <w:r>
+        <w:t xml:space="preserve"> </w:t>
+      </w:r>
+      <w:r>
+        <w:t xml:space="preserve">- Lote + Validade + Fabricação (do Batch)</w:t>
+      </w:r>
+    </w:p>
+    <w:bookmarkEnd w:id="168"/>
+    <w:bookmarkStart w:id="169" w:name="conferir-paciente-fisicamente"/>
+    <w:p>
+      <w:pPr>
+        <w:pStyle w:val="Heading4"/>
+      </w:pPr>
+      <w:r>
+        <w:t xml:space="preserve">14.2. Conferir paciente fisicamente</w:t>
+      </w:r>
+    </w:p>
+    <w:p>
+      <w:pPr>
+        <w:pStyle w:val="FirstParagraph"/>
+      </w:pPr>
+      <w:r>
+        <w:t xml:space="preserve">Pra cada paciente que vem retirar:</w:t>
+      </w:r>
+      <w:r>
+        <w:t xml:space="preserve"> </w:t>
+      </w:r>
+      <w:r>
+        <w:t xml:space="preserve">- Confira CPF com documento</w:t>
+      </w:r>
+      <w:r>
+        <w:t xml:space="preserve"> </w:t>
+      </w:r>
+      <w:r>
+        <w:t xml:space="preserve">- Confere se qty bate</w:t>
+      </w:r>
+      <w:r>
+        <w:t xml:space="preserve"> </w:t>
+      </w:r>
+      <w:r>
+        <w:t xml:space="preserve">- Separa as ampolas do batch correto</w:t>
+      </w:r>
+    </w:p>
+    <w:bookmarkEnd w:id="169"/>
+    <w:bookmarkStart w:id="171" w:name="imprimir-etiquetas-zebra"/>
+    <w:p>
+      <w:pPr>
+        <w:pStyle w:val="Heading4"/>
+      </w:pPr>
+      <w:r>
+        <w:t xml:space="preserve">14.3. Imprimir Etiquetas Zebra</w:t>
+      </w:r>
+    </w:p>
+    <w:p>
+      <w:pPr>
+        <w:pStyle w:val="FirstParagraph"/>
+      </w:pPr>
+      <w:r>
+        <w:rPr>
+          <w:bCs/>
+          <w:b/>
+        </w:rPr>
+        <w:t xml:space="preserve">3 botões disponíveis</w:t>
+      </w:r>
+      <w:r>
+        <w:t xml:space="preserve"> </w:t>
+      </w:r>
+      <w:r>
+        <w:t xml:space="preserve">no header e grid:</w:t>
+      </w:r>
+    </w:p>
+    <w:tbl>
+      <w:tblPr>
+        <w:tblStyle w:val="Table"/>
+        <w:tblW w:type="pct" w:w="5000.0"/>
+        <w:tblLook w:firstRow="1" w:lastRow="0" w:firstColumn="0" w:lastColumn="0" w:noHBand="0" w:noVBand="0" w:val="0020"/>
+      </w:tblPr>
+      <w:tblGrid>
+        <w:gridCol w:w="2640"/>
+        <w:gridCol w:w="2640"/>
+        <w:gridCol w:w="2640"/>
+      </w:tblGrid>
+      <w:tr>
+        <w:tc>
+          <w:p>
+            <w:pPr>
+              <w:pStyle w:val="Compact"/>
+              <w:jc w:val="left"/>
+            </w:pPr>
+            <w:r>
+              <w:t xml:space="preserve">Botão</w:t>
+            </w:r>
+          </w:p>
+        </w:tc>
+        <w:tc>
+          <w:p>
+            <w:pPr>
+              <w:pStyle w:val="Compact"/>
+              <w:jc w:val="left"/>
+            </w:pPr>
+            <w:r>
+              <w:t xml:space="preserve">Onde</w:t>
+            </w:r>
+          </w:p>
+        </w:tc>
+        <w:tc>
+          <w:p>
+            <w:pPr>
+              <w:pStyle w:val="Compact"/>
+              <w:jc w:val="left"/>
+            </w:pPr>
+            <w:r>
+              <w:t xml:space="preserve">Função</w:t>
+            </w:r>
+          </w:p>
+        </w:tc>
+      </w:tr>
+      <w:tr>
+        <w:tc>
+          <w:p>
+            <w:pPr>
+              <w:pStyle w:val="Compact"/>
+              <w:jc w:val="left"/>
+            </w:pPr>
+            <w:r>
+              <w:rPr>
+                <w:bCs/>
+                <w:b/>
+              </w:rPr>
+              <w:t xml:space="preserve">Imprimir Todas as Etiquetas Zebra</w:t>
+            </w:r>
+          </w:p>
+        </w:tc>
+        <w:tc>
+          <w:p>
+            <w:pPr>
+              <w:pStyle w:val="Compact"/>
+              <w:jc w:val="left"/>
+            </w:pPr>
+            <w:r>
+              <w:t xml:space="preserve">Header → menu Zebra</w:t>
+            </w:r>
+          </w:p>
+        </w:tc>
+        <w:tc>
+          <w:p>
+            <w:pPr>
+              <w:pStyle w:val="Compact"/>
+              <w:jc w:val="left"/>
+            </w:pPr>
+            <w:r>
+              <w:t xml:space="preserve">Imprime N etiquetas seguidas (1 por paciente)</w:t>
+            </w:r>
+          </w:p>
+        </w:tc>
+      </w:tr>
+      <w:tr>
+        <w:tc>
+          <w:p>
+            <w:pPr>
+              <w:pStyle w:val="Compact"/>
+              <w:jc w:val="left"/>
+            </w:pPr>
+            <w:r>
+              <w:rPr>
+                <w:bCs/>
+                <w:b/>
+              </w:rPr>
+              <w:t xml:space="preserve">Imprimir Esta Linha</w:t>
+            </w:r>
+          </w:p>
+        </w:tc>
+        <w:tc>
+          <w:p>
+            <w:pPr>
+              <w:pStyle w:val="Compact"/>
+              <w:jc w:val="left"/>
+            </w:pPr>
+            <w:r>
+              <w:t xml:space="preserve">Grid (após selecionar linha)</w:t>
+            </w:r>
+          </w:p>
+        </w:tc>
+        <w:tc>
+          <w:p>
+            <w:pPr>
+              <w:pStyle w:val="Compact"/>
+              <w:jc w:val="left"/>
+            </w:pPr>
+            <w:r>
+              <w:t xml:space="preserve">Imprime 1 etiqueta da linha</w:t>
+            </w:r>
+          </w:p>
+        </w:tc>
+      </w:tr>
+      <w:tr>
+        <w:tc>
+          <w:p>
+            <w:pPr>
+              <w:pStyle w:val="Compact"/>
+              <w:jc w:val="left"/>
+            </w:pPr>
+            <w:r>
+              <w:rPr>
+                <w:bCs/>
+                <w:b/>
+              </w:rPr>
+              <w:t xml:space="preserve">Marcar como Dispensado</w:t>
+            </w:r>
+          </w:p>
+        </w:tc>
+        <w:tc>
+          <w:p>
+            <w:pPr>
+              <w:pStyle w:val="Compact"/>
+              <w:jc w:val="left"/>
+            </w:pPr>
+            <w:r>
+              <w:t xml:space="preserve">Header → menu Zebra</w:t>
+            </w:r>
+          </w:p>
+        </w:tc>
+        <w:tc>
+          <w:p>
+            <w:pPr>
+              <w:pStyle w:val="Compact"/>
+              <w:jc w:val="left"/>
+            </w:pPr>
+            <w:r>
+              <w:t xml:space="preserve">Status final + atualiza espelhos</w:t>
+            </w:r>
+          </w:p>
+        </w:tc>
+      </w:tr>
+    </w:tbl>
+    <w:p>
+      <w:pPr>
+        <w:pStyle w:val="BodyText"/>
+      </w:pPr>
+      <w:r>
+        <w:rPr>
+          <w:bCs/>
+          <w:b/>
+        </w:rPr>
+        <w:t xml:space="preserve">Como funciona</w:t>
+      </w:r>
+      <w:r>
+        <w:t xml:space="preserve">:</w:t>
       </w:r>
     </w:p>
     <w:p>
@@ -25333,23 +26298,31 @@
         <w:pStyle w:val="Compact"/>
       </w:pPr>
       <w:r>
-        <w:t xml:space="preserve">Sabe quais ampolas saíram pra qual</w:t>
-      </w:r>
-      <w:r>
-        <w:t xml:space="preserve"> </w:t>
-      </w:r>
-      <w:r>
-        <w:rPr>
-          <w:bCs/>
-          <w:b/>
-        </w:rPr>
-        <w:t xml:space="preserve">cliente</w:t>
-      </w:r>
-      <w:r>
-        <w:t xml:space="preserve"> </w:t>
-      </w:r>
-      <w:r>
-        <w:t xml:space="preserve">(via Delivery Note)</w:t>
+        <w:t xml:space="preserve">Clique</w:t>
+      </w:r>
+      <w:r>
+        <w:t xml:space="preserve"> </w:t>
+      </w:r>
+      <w:r>
+        <w:rPr>
+          <w:bCs/>
+          <w:b/>
+        </w:rPr>
+        <w:t xml:space="preserve">“</w:t>
+      </w:r>
+      <w:r>
+        <w:rPr>
+          <w:bCs/>
+          <w:b/>
+        </w:rPr>
+        <w:t xml:space="preserve">Imprimir Todas as Etiquetas Zebra</w:t>
+      </w:r>
+      <w:r>
+        <w:rPr>
+          <w:bCs/>
+          <w:b/>
+        </w:rPr>
+        <w:t xml:space="preserve">”</w:t>
       </w:r>
     </w:p>
     <w:p>
@@ -25361,38 +26334,16 @@
         <w:pStyle w:val="Compact"/>
       </w:pPr>
       <w:r>
-        <w:t xml:space="preserve">Sabe quais</w:t>
-      </w:r>
-      <w:r>
-        <w:t xml:space="preserve"> </w:t>
-      </w:r>
-      <w:r>
-        <w:rPr>
-          <w:bCs/>
-          <w:b/>
-        </w:rPr>
-        <w:t xml:space="preserve">pacientes</w:t>
-      </w:r>
-      <w:r>
-        <w:t xml:space="preserve"> </w:t>
-      </w:r>
-      <w:r>
-        <w:t xml:space="preserve">receberão (via tabela</w:t>
-      </w:r>
-      <w:r>
-        <w:t xml:space="preserve"> </w:t>
-      </w:r>
-      <w:r>
-        <w:rPr>
-          <w:rStyle w:val="VerbatimChar"/>
-        </w:rPr>
-        <w:t xml:space="preserve">fp_patients</w:t>
-      </w:r>
-      <w:r>
-        <w:t xml:space="preserve"> </w:t>
-      </w:r>
-      <w:r>
-        <w:t xml:space="preserve">do SO)</w:t>
+        <w:t xml:space="preserve">Sistema chama</w:t>
+      </w:r>
+      <w:r>
+        <w:t xml:space="preserve"> </w:t>
+      </w:r>
+      <w:r>
+        <w:rPr>
+          <w:rStyle w:val="VerbatimChar"/>
+        </w:rPr>
+        <w:t xml:space="preserve">future_production_generate_all_zpl_labels</w:t>
       </w:r>
     </w:p>
     <w:p>
@@ -25404,17 +26355,98 @@
         <w:pStyle w:val="Compact"/>
       </w:pPr>
       <w:r>
-        <w:rPr>
-          <w:bCs/>
-          <w:b/>
-        </w:rPr>
-        <w:t xml:space="preserve">NÃO</w:t>
-      </w:r>
-      <w:r>
-        <w:t xml:space="preserve"> </w:t>
-      </w:r>
-      <w:r>
-        <w:t xml:space="preserve">tem ainda: tela de dispensação + integração Zebra</w:t>
+        <w:t xml:space="preserve">Gera ZPL concatenado (todas N etiquetas)</w:t>
+      </w:r>
+    </w:p>
+    <w:p>
+      <w:pPr>
+        <w:numPr>
+          <w:ilvl w:val="0"/>
+          <w:numId w:val="1031"/>
+        </w:numPr>
+        <w:pStyle w:val="Compact"/>
+      </w:pPr>
+      <w:r>
+        <w:t xml:space="preserve">Envia ao</w:t>
+      </w:r>
+      <w:r>
+        <w:t xml:space="preserve"> </w:t>
+      </w:r>
+      <w:r>
+        <w:rPr>
+          <w:bCs/>
+          <w:b/>
+        </w:rPr>
+        <w:t xml:space="preserve">Zebra BrowserPrint</w:t>
+      </w:r>
+      <w:r>
+        <w:t xml:space="preserve"> </w:t>
+      </w:r>
+      <w:r>
+        <w:t xml:space="preserve">(extensão local que conecta na impressora USB/rede)</w:t>
+      </w:r>
+    </w:p>
+    <w:p>
+      <w:pPr>
+        <w:numPr>
+          <w:ilvl w:val="0"/>
+          <w:numId w:val="1031"/>
+        </w:numPr>
+        <w:pStyle w:val="Compact"/>
+      </w:pPr>
+      <w:r>
+        <w:t xml:space="preserve">Zebra imprime N etiquetas seguidas</w:t>
+      </w:r>
+    </w:p>
+    <w:p>
+      <w:pPr>
+        <w:numPr>
+          <w:ilvl w:val="0"/>
+          <w:numId w:val="1031"/>
+        </w:numPr>
+        <w:pStyle w:val="Compact"/>
+      </w:pPr>
+      <w:r>
+        <w:t xml:space="preserve">Sistema marca</w:t>
+      </w:r>
+      <w:r>
+        <w:t xml:space="preserve"> </w:t>
+      </w:r>
+      <w:r>
+        <w:rPr>
+          <w:rStyle w:val="VerbatimChar"/>
+        </w:rPr>
+        <w:t xml:space="preserve">printed=1</w:t>
+      </w:r>
+      <w:r>
+        <w:t xml:space="preserve"> </w:t>
+      </w:r>
+      <w:r>
+        <w:t xml:space="preserve">em cada linha +</w:t>
+      </w:r>
+      <w:r>
+        <w:t xml:space="preserve"> </w:t>
+      </w:r>
+      <w:r>
+        <w:rPr>
+          <w:rStyle w:val="VerbatimChar"/>
+        </w:rPr>
+        <w:t xml:space="preserve">printed_count="5/5"</w:t>
+      </w:r>
+      <w:r>
+        <w:t xml:space="preserve"> </w:t>
+      </w:r>
+      <w:r>
+        <w:t xml:space="preserve">+</w:t>
+      </w:r>
+      <w:r>
+        <w:t xml:space="preserve"> </w:t>
+      </w:r>
+      <w:r>
+        <w:rPr>
+          <w:rStyle w:val="VerbatimChar"/>
+        </w:rPr>
+        <w:t xml:space="preserve">all_printed=1</w:t>
       </w:r>
     </w:p>
     <w:p>
@@ -25422,17 +26454,164 @@
         <w:pStyle w:val="FirstParagraph"/>
       </w:pPr>
       <w:r>
-        <w:t xml:space="preserve">A ligação atual é indireta — você cruza Delivery Note → Sales Order → fp_patients.</w:t>
-      </w:r>
-    </w:p>
-    <w:bookmarkEnd w:id="164"/>
-    <w:bookmarkStart w:id="165" w:name="fluxo-manual-hoje-antes-da-construção"/>
+        <w:rPr>
+          <w:bCs/>
+          <w:b/>
+        </w:rPr>
+        <w:t xml:space="preserve">Sem BrowserPrint instalado</w:t>
+      </w:r>
+      <w:r>
+        <w:t xml:space="preserve">: abre dialog com o ZPL — você copia e cola em</w:t>
+      </w:r>
+      <w:r>
+        <w:t xml:space="preserve"> </w:t>
+      </w:r>
+      <w:hyperlink r:id="rId170">
+        <w:r>
+          <w:rPr>
+            <w:rStyle w:val="Hyperlink"/>
+          </w:rPr>
+          <w:t xml:space="preserve">labelary.com</w:t>
+        </w:r>
+      </w:hyperlink>
+      <w:r>
+        <w:t xml:space="preserve"> </w:t>
+      </w:r>
+      <w:r>
+        <w:t xml:space="preserve">(preview) ou Zebra Setup Utilities.</w:t>
+      </w:r>
+    </w:p>
+    <w:bookmarkEnd w:id="171"/>
+    <w:bookmarkStart w:id="172" w:name="coletar-assinatura-concluir"/>
+    <w:p>
+      <w:pPr>
+        <w:pStyle w:val="Heading4"/>
+      </w:pPr>
+      <w:r>
+        <w:t xml:space="preserve">14.4. Coletar assinatura + concluir</w:t>
+      </w:r>
+    </w:p>
+    <w:p>
+      <w:pPr>
+        <w:pStyle w:val="FirstParagraph"/>
+      </w:pPr>
+      <w:r>
+        <w:t xml:space="preserve">Cada linha tem campo</w:t>
+      </w:r>
+      <w:r>
+        <w:t xml:space="preserve"> </w:t>
+      </w:r>
+      <w:r>
+        <w:rPr>
+          <w:rStyle w:val="VerbatimChar"/>
+        </w:rPr>
+        <w:t xml:space="preserve">signature</w:t>
+      </w:r>
+      <w:r>
+        <w:t xml:space="preserve"> </w:t>
+      </w:r>
+      <w:r>
+        <w:t xml:space="preserve">(Attach Image) — anexe foto da assinatura</w:t>
+      </w:r>
+      <w:r>
+        <w:t xml:space="preserve"> </w:t>
+      </w:r>
+      <w:r>
+        <w:t xml:space="preserve">do paciente recebendo.</w:t>
+      </w:r>
+    </w:p>
+    <w:p>
+      <w:pPr>
+        <w:pStyle w:val="BodyText"/>
+      </w:pPr>
+      <w:r>
+        <w:t xml:space="preserve">Quando todos receberam:</w:t>
+      </w:r>
+      <w:r>
+        <w:t xml:space="preserve"> </w:t>
+      </w:r>
+      <w:r>
+        <w:t xml:space="preserve">- Clique</w:t>
+      </w:r>
+      <w:r>
+        <w:t xml:space="preserve"> </w:t>
+      </w:r>
+      <w:r>
+        <w:rPr>
+          <w:bCs/>
+          <w:b/>
+        </w:rPr>
+        <w:t xml:space="preserve">“</w:t>
+      </w:r>
+      <w:r>
+        <w:rPr>
+          <w:bCs/>
+          <w:b/>
+        </w:rPr>
+        <w:t xml:space="preserve">Marcar como Dispensado</w:t>
+      </w:r>
+      <w:r>
+        <w:rPr>
+          <w:bCs/>
+          <w:b/>
+        </w:rPr>
+        <w:t xml:space="preserve">”</w:t>
+      </w:r>
+      <w:r>
+        <w:t xml:space="preserve"> </w:t>
+      </w:r>
+      <w:r>
+        <w:t xml:space="preserve">- Confirma</w:t>
+      </w:r>
+      <w:r>
+        <w:t xml:space="preserve"> </w:t>
+      </w:r>
+      <w:r>
+        <w:t xml:space="preserve">- Sistema:</w:t>
+      </w:r>
+      <w:r>
+        <w:t xml:space="preserve"> </w:t>
+      </w:r>
+      <w:r>
+        <w:t xml:space="preserve">- Status →</w:t>
+      </w:r>
+      <w:r>
+        <w:t xml:space="preserve"> </w:t>
+      </w:r>
+      <w:r>
+        <w:t xml:space="preserve">“</w:t>
+      </w:r>
+      <w:r>
+        <w:t xml:space="preserve">Dispensado</w:t>
+      </w:r>
+      <w:r>
+        <w:t xml:space="preserve">”</w:t>
+      </w:r>
+      <w:r>
+        <w:t xml:space="preserve"> </w:t>
+      </w:r>
+      <w:r>
+        <w:t xml:space="preserve">- Para cada paciente, atualiza</w:t>
+      </w:r>
+      <w:r>
+        <w:t xml:space="preserve"> </w:t>
+      </w:r>
+      <w:r>
+        <w:rPr>
+          <w:rStyle w:val="VerbatimChar"/>
+        </w:rPr>
+        <w:t xml:space="preserve">Sales Order Patient.batch_status = "Entregue"</w:t>
+      </w:r>
+    </w:p>
+    <w:bookmarkEnd w:id="172"/>
+    <w:bookmarkEnd w:id="173"/>
+    <w:bookmarkStart w:id="174" w:name="templates-de-etiqueta"/>
     <w:p>
       <w:pPr>
         <w:pStyle w:val="Heading3"/>
       </w:pPr>
       <w:r>
-        <w:t xml:space="preserve">Fluxo manual (hoje, antes da construção)</w:t>
+        <w:t xml:space="preserve">Templates de etiqueta</w:t>
       </w:r>
     </w:p>
     <w:p>
@@ -25444,69 +26623,13 @@
           <w:bCs/>
           <w:b/>
         </w:rPr>
-        <w:t xml:space="preserve">1.</w:t>
-      </w:r>
-      <w:r>
-        <w:t xml:space="preserve"> </w:t>
-      </w:r>
-      <w:r>
-        <w:t xml:space="preserve">Quando a Delivery Note chega na farmácia, abra o</w:t>
-      </w:r>
-      <w:r>
-        <w:t xml:space="preserve"> </w:t>
-      </w:r>
-      <w:r>
-        <w:rPr>
-          <w:bCs/>
-          <w:b/>
-        </w:rPr>
-        <w:t xml:space="preserve">SO original</w:t>
-      </w:r>
-    </w:p>
-    <w:p>
-      <w:pPr>
-        <w:pStyle w:val="BodyText"/>
-      </w:pPr>
-      <w:r>
-        <w:rPr>
-          <w:bCs/>
-          <w:b/>
-        </w:rPr>
-        <w:t xml:space="preserve">2.</w:t>
-      </w:r>
-      <w:r>
-        <w:t xml:space="preserve"> </w:t>
-      </w:r>
-      <w:r>
-        <w:t xml:space="preserve">Role até a seção</w:t>
-      </w:r>
-      <w:r>
-        <w:t xml:space="preserve"> </w:t>
-      </w:r>
-      <w:r>
-        <w:rPr>
-          <w:bCs/>
-          <w:b/>
-        </w:rPr>
-        <w:t xml:space="preserve">Pacientes</w:t>
-      </w:r>
-    </w:p>
-    <w:p>
-      <w:pPr>
-        <w:pStyle w:val="BodyText"/>
-      </w:pPr>
-      <w:r>
-        <w:rPr>
-          <w:bCs/>
-          <w:b/>
-        </w:rPr>
-        <w:t xml:space="preserve">3.</w:t>
-      </w:r>
-      <w:r>
-        <w:t xml:space="preserve"> </w:t>
-      </w:r>
-      <w:r>
-        <w:t xml:space="preserve">Pra cada paciente da lista:</w:t>
+        <w:t xml:space="preserve">50x30mm (default)</w:t>
+      </w:r>
+      <w:r>
+        <w:t xml:space="preserve"> </w:t>
+      </w:r>
+      <w:r>
+        <w:t xml:space="preserve">— etiqueta pequena pra ampola individual:</w:t>
       </w:r>
     </w:p>
     <w:p>
@@ -25517,61 +26640,276 @@
         <w:rPr>
           <w:rStyle w:val="VerbatimChar"/>
         </w:rPr>
-        <w:t xml:space="preserve">   ┌─────────────────────────────────────────────────────────┐</w:t>
-      </w:r>
-      <w:r>
-        <w:br/>
-      </w:r>
-      <w:r>
-        <w:rPr>
-          <w:rStyle w:val="VerbatimChar"/>
-        </w:rPr>
-        <w:t xml:space="preserve">   │  Paciente: Maria Aparecida Silva                         │</w:t>
-      </w:r>
-      <w:r>
-        <w:br/>
-      </w:r>
-      <w:r>
-        <w:rPr>
-          <w:rStyle w:val="VerbatimChar"/>
-        </w:rPr>
-        <w:t xml:space="preserve">   │  CPF: 111.444.777-35                                     │</w:t>
-      </w:r>
-      <w:r>
-        <w:br/>
-      </w:r>
-      <w:r>
-        <w:rPr>
-          <w:rStyle w:val="VerbatimChar"/>
-        </w:rPr>
-        <w:t xml:space="preserve">   │  Quantidade: 3 ampolas                                   │</w:t>
-      </w:r>
-      <w:r>
-        <w:br/>
-      </w:r>
-      <w:r>
-        <w:rPr>
-          <w:rStyle w:val="VerbatimChar"/>
-        </w:rPr>
-        <w:t xml:space="preserve">   │  Lote: LOT-AMP-2026-05-20-001                            │</w:t>
-      </w:r>
-      <w:r>
-        <w:br/>
-      </w:r>
-      <w:r>
-        <w:rPr>
-          <w:rStyle w:val="VerbatimChar"/>
-        </w:rPr>
-        <w:t xml:space="preserve">   │  Validade: 2027-05-20                                    │</w:t>
-      </w:r>
-      <w:r>
-        <w:br/>
-      </w:r>
-      <w:r>
-        <w:rPr>
-          <w:rStyle w:val="VerbatimChar"/>
-        </w:rPr>
-        <w:t xml:space="preserve">   └─────────────────────────────────────────────────────────┘</w:t>
+        <w:t xml:space="preserve">┌──────────────────────────────────────────────────┐</w:t>
+      </w:r>
+      <w:r>
+        <w:br/>
+      </w:r>
+      <w:r>
+        <w:rPr>
+          <w:rStyle w:val="VerbatimChar"/>
+        </w:rPr>
+        <w:t xml:space="preserve">│ Maria Aparecida Silva                             │</w:t>
+      </w:r>
+      <w:r>
+        <w:br/>
+      </w:r>
+      <w:r>
+        <w:rPr>
+          <w:rStyle w:val="VerbatimChar"/>
+        </w:rPr>
+        <w:t xml:space="preserve">│ CPF: 111.444.777-35                               │</w:t>
+      </w:r>
+      <w:r>
+        <w:br/>
+      </w:r>
+      <w:r>
+        <w:rPr>
+          <w:rStyle w:val="VerbatimChar"/>
+        </w:rPr>
+        <w:t xml:space="preserve">│ Tirzepatida 60mg/2,4ml                            │</w:t>
+      </w:r>
+      <w:r>
+        <w:br/>
+      </w:r>
+      <w:r>
+        <w:rPr>
+          <w:rStyle w:val="VerbatimChar"/>
+        </w:rPr>
+        <w:t xml:space="preserve">│ Lote: LOT-AMP-2026-05-20-001                      │</w:t>
+      </w:r>
+      <w:r>
+        <w:br/>
+      </w:r>
+      <w:r>
+        <w:rPr>
+          <w:rStyle w:val="VerbatimChar"/>
+        </w:rPr>
+        <w:t xml:space="preserve">│ Val: 20/05/2027  Qty: 3                           │</w:t>
+      </w:r>
+      <w:r>
+        <w:br/>
+      </w:r>
+      <w:r>
+        <w:rPr>
+          <w:rStyle w:val="VerbatimChar"/>
+        </w:rPr>
+        <w:t xml:space="preserve">│ ▮▮▮▮▮▮▮▮▮▮▮▮▮▮▮▮  (barcode SAL-ORD|PAC|LOT)      │</w:t>
+      </w:r>
+      <w:r>
+        <w:br/>
+      </w:r>
+      <w:r>
+        <w:rPr>
+          <w:rStyle w:val="VerbatimChar"/>
+        </w:rPr>
+        <w:t xml:space="preserve">└──────────────────────────────────────────────────┘</w:t>
+      </w:r>
+    </w:p>
+    <w:p>
+      <w:pPr>
+        <w:pStyle w:val="FirstParagraph"/>
+      </w:pPr>
+      <w:r>
+        <w:rPr>
+          <w:bCs/>
+          <w:b/>
+        </w:rPr>
+        <w:t xml:space="preserve">100x50mm</w:t>
+      </w:r>
+      <w:r>
+        <w:t xml:space="preserve"> </w:t>
+      </w:r>
+      <w:r>
+        <w:t xml:space="preserve">— etiqueta maior pra embalagem secundária:</w:t>
+      </w:r>
+    </w:p>
+    <w:p>
+      <w:pPr>
+        <w:pStyle w:val="SourceCode"/>
+      </w:pPr>
+      <w:r>
+        <w:rPr>
+          <w:rStyle w:val="VerbatimChar"/>
+        </w:rPr>
+        <w:t xml:space="preserve">┌────────────────────────────────────────────────────────┐</w:t>
+      </w:r>
+      <w:r>
+        <w:br/>
+      </w:r>
+      <w:r>
+        <w:rPr>
+          <w:rStyle w:val="VerbatimChar"/>
+        </w:rPr>
+        <w:t xml:space="preserve">│ Maria Aparecida Silva                                   │</w:t>
+      </w:r>
+      <w:r>
+        <w:br/>
+      </w:r>
+      <w:r>
+        <w:rPr>
+          <w:rStyle w:val="VerbatimChar"/>
+        </w:rPr>
+        <w:t xml:space="preserve">│ CPF: 111.444.777-35                                     │</w:t>
+      </w:r>
+      <w:r>
+        <w:br/>
+      </w:r>
+      <w:r>
+        <w:rPr>
+          <w:rStyle w:val="VerbatimChar"/>
+        </w:rPr>
+        <w:t xml:space="preserve">│                                                         │</w:t>
+      </w:r>
+      <w:r>
+        <w:br/>
+      </w:r>
+      <w:r>
+        <w:rPr>
+          <w:rStyle w:val="VerbatimChar"/>
+        </w:rPr>
+        <w:t xml:space="preserve">│ Tirzepatida 60mg/2,4ml                                  │</w:t>
+      </w:r>
+      <w:r>
+        <w:br/>
+      </w:r>
+      <w:r>
+        <w:rPr>
+          <w:rStyle w:val="VerbatimChar"/>
+        </w:rPr>
+        <w:t xml:space="preserve">│                                                         │</w:t>
+      </w:r>
+      <w:r>
+        <w:br/>
+      </w:r>
+      <w:r>
+        <w:rPr>
+          <w:rStyle w:val="VerbatimChar"/>
+        </w:rPr>
+        <w:t xml:space="preserve">│ Lote: LOT-AMP-2026-05-20-001                            │</w:t>
+      </w:r>
+      <w:r>
+        <w:br/>
+      </w:r>
+      <w:r>
+        <w:rPr>
+          <w:rStyle w:val="VerbatimChar"/>
+        </w:rPr>
+        <w:t xml:space="preserve">│ Validade: 20/05/2027                                    │</w:t>
+      </w:r>
+      <w:r>
+        <w:br/>
+      </w:r>
+      <w:r>
+        <w:rPr>
+          <w:rStyle w:val="VerbatimChar"/>
+        </w:rPr>
+        <w:t xml:space="preserve">│ Fabricacao: 20/05/2026                                  │</w:t>
+      </w:r>
+      <w:r>
+        <w:br/>
+      </w:r>
+      <w:r>
+        <w:rPr>
+          <w:rStyle w:val="VerbatimChar"/>
+        </w:rPr>
+        <w:t xml:space="preserve">│ Qtd: 3 ampolas                                          │</w:t>
+      </w:r>
+      <w:r>
+        <w:br/>
+      </w:r>
+      <w:r>
+        <w:rPr>
+          <w:rStyle w:val="VerbatimChar"/>
+        </w:rPr>
+        <w:t xml:space="preserve">│                                                         │</w:t>
+      </w:r>
+      <w:r>
+        <w:br/>
+      </w:r>
+      <w:r>
+        <w:rPr>
+          <w:rStyle w:val="VerbatimChar"/>
+        </w:rPr>
+        <w:t xml:space="preserve">│ ▮▮▮▮▮▮▮▮▮▮▮▮▮▮▮▮▮▮▮▮▮▮▮▮▮▮▮  (barcode)                │</w:t>
+      </w:r>
+      <w:r>
+        <w:br/>
+      </w:r>
+      <w:r>
+        <w:rPr>
+          <w:rStyle w:val="VerbatimChar"/>
+        </w:rPr>
+        <w:t xml:space="preserve">│                                                         │</w:t>
+      </w:r>
+      <w:r>
+        <w:br/>
+      </w:r>
+      <w:r>
+        <w:rPr>
+          <w:rStyle w:val="VerbatimChar"/>
+        </w:rPr>
+        <w:t xml:space="preserve">│                              SAL-ORD-2026-00060         │</w:t>
+      </w:r>
+      <w:r>
+        <w:br/>
+      </w:r>
+      <w:r>
+        <w:rPr>
+          <w:rStyle w:val="VerbatimChar"/>
+        </w:rPr>
+        <w:t xml:space="preserve">│                              DISP-2026-00079            │</w:t>
+      </w:r>
+      <w:r>
+        <w:br/>
+      </w:r>
+      <w:r>
+        <w:rPr>
+          <w:rStyle w:val="VerbatimChar"/>
+        </w:rPr>
+        <w:t xml:space="preserve">└────────────────────────────────────────────────────────┘</w:t>
+      </w:r>
+    </w:p>
+    <w:bookmarkEnd w:id="174"/>
+    <w:bookmarkStart w:id="176" w:name="detalhes-técnicos-completos"/>
+    <w:p>
+      <w:pPr>
+        <w:pStyle w:val="Heading3"/>
+      </w:pPr>
+      <w:r>
+        <w:t xml:space="preserve">Detalhes técnicos completos</w:t>
+      </w:r>
+    </w:p>
+    <w:p>
+      <w:pPr>
+        <w:pStyle w:val="FirstParagraph"/>
+      </w:pPr>
+      <w:r>
+        <w:t xml:space="preserve">Ver</w:t>
+      </w:r>
+      <w:r>
+        <w:t xml:space="preserve"> </w:t>
+      </w:r>
+      <w:hyperlink r:id="rId175">
+        <w:r>
+          <w:rPr>
+            <w:rStyle w:val="VerbatimChar"/>
+          </w:rPr>
+          <w:t xml:space="preserve">docs/15-dispensacao-zebra.md</w:t>
+        </w:r>
+      </w:hyperlink>
+      <w:r>
+        <w:t xml:space="preserve">.</w:t>
+      </w:r>
+    </w:p>
+    <w:bookmarkEnd w:id="176"/>
+    <w:bookmarkStart w:id="177" w:name="pré-requisitos-no-pc-da-farmácia"/>
+    <w:p>
+      <w:pPr>
+        <w:pStyle w:val="Heading3"/>
+      </w:pPr>
+      <w:r>
+        <w:t xml:space="preserve">Pré-requisitos no PC da farmácia</w:t>
       </w:r>
     </w:p>
     <w:p>
@@ -25583,7 +26921,29 @@
         <w:pStyle w:val="Compact"/>
       </w:pPr>
       <w:r>
-        <w:t xml:space="preserve">Confira CPF do paciente que veio retirar (com documento)</w:t>
+        <w:t xml:space="preserve">Instalar</w:t>
+      </w:r>
+      <w:r>
+        <w:t xml:space="preserve"> </w:t>
+      </w:r>
+      <w:r>
+        <w:rPr>
+          <w:bCs/>
+          <w:b/>
+        </w:rPr>
+        <w:t xml:space="preserve">Zebra BrowserPrint</w:t>
+      </w:r>
+      <w:r>
+        <w:t xml:space="preserve"> </w:t>
+      </w:r>
+      <w:r>
+        <w:t xml:space="preserve">(Windows/Mac):</w:t>
+      </w:r>
+      <w:r>
+        <w:t xml:space="preserve"> </w:t>
+      </w:r>
+      <w:r>
+        <w:t xml:space="preserve">https://www.zebra.com/us/en/products/software/barcode-printers/link-os/browser-print.html</w:t>
       </w:r>
     </w:p>
     <w:p>
@@ -25595,7 +26955,7 @@
         <w:pStyle w:val="Compact"/>
       </w:pPr>
       <w:r>
-        <w:t xml:space="preserve">Confira qty (não dá pra entregar 4 se a tabela diz 3)</w:t>
+        <w:t xml:space="preserve">Conectar Zebra via USB ou rede</w:t>
       </w:r>
     </w:p>
     <w:p>
@@ -25607,414 +26967,7 @@
         <w:pStyle w:val="Compact"/>
       </w:pPr>
       <w:r>
-        <w:t xml:space="preserve">Separe as ampolas do batch correto</w:t>
-      </w:r>
-    </w:p>
-    <w:p>
-      <w:pPr>
-        <w:numPr>
-          <w:ilvl w:val="0"/>
-          <w:numId w:val="1032"/>
-        </w:numPr>
-        <w:pStyle w:val="Compact"/>
-      </w:pPr>
-      <w:r>
-        <w:rPr>
-          <w:bCs/>
-          <w:b/>
-        </w:rPr>
-        <w:t xml:space="preserve">Imprima etiqueta de paciente</w:t>
-      </w:r>
-      <w:r>
-        <w:t xml:space="preserve"> </w:t>
-      </w:r>
-      <w:r>
-        <w:t xml:space="preserve">(hoje: manual, em papel ou pendente)</w:t>
-      </w:r>
-    </w:p>
-    <w:p>
-      <w:pPr>
-        <w:numPr>
-          <w:ilvl w:val="0"/>
-          <w:numId w:val="1032"/>
-        </w:numPr>
-        <w:pStyle w:val="Compact"/>
-      </w:pPr>
-      <w:r>
-        <w:t xml:space="preserve">Faça o paciente</w:t>
-      </w:r>
-      <w:r>
-        <w:t xml:space="preserve"> </w:t>
-      </w:r>
-      <w:r>
-        <w:rPr>
-          <w:bCs/>
-          <w:b/>
-        </w:rPr>
-        <w:t xml:space="preserve">assinar</w:t>
-      </w:r>
-      <w:r>
-        <w:t xml:space="preserve"> </w:t>
-      </w:r>
-      <w:r>
-        <w:t xml:space="preserve">o recibo de dispensação</w:t>
-      </w:r>
-    </w:p>
-    <w:p>
-      <w:pPr>
-        <w:numPr>
-          <w:ilvl w:val="0"/>
-          <w:numId w:val="1032"/>
-        </w:numPr>
-        <w:pStyle w:val="Compact"/>
-      </w:pPr>
-      <w:r>
-        <w:t xml:space="preserve">Anote (manualmente, em caderno ou planilha): data, hora, paciente, lote</w:t>
-      </w:r>
-    </w:p>
-    <w:bookmarkEnd w:id="165"/>
-    <w:bookmarkStart w:id="166" w:name="X6b72eb1dab87c44ce7d534cf8ad5e004f93493d"/>
-    <w:p>
-      <w:pPr>
-        <w:pStyle w:val="Heading3"/>
-      </w:pPr>
-      <w:r>
-        <w:t xml:space="preserve">Etiqueta Zebra (proposta — etapa de construção futura)</w:t>
-      </w:r>
-    </w:p>
-    <w:p>
-      <w:pPr>
-        <w:pStyle w:val="SourceCode"/>
-      </w:pPr>
-      <w:r>
-        <w:rPr>
-          <w:rStyle w:val="VerbatimChar"/>
-        </w:rPr>
-        <w:t xml:space="preserve">┌──────────────────────────────────────────────────┐</w:t>
-      </w:r>
-      <w:r>
-        <w:br/>
-      </w:r>
-      <w:r>
-        <w:rPr>
-          <w:rStyle w:val="VerbatimChar"/>
-        </w:rPr>
-        <w:t xml:space="preserve">│ Etiqueta 50×30mm (ZPL)                            │</w:t>
-      </w:r>
-      <w:r>
-        <w:br/>
-      </w:r>
-      <w:r>
-        <w:rPr>
-          <w:rStyle w:val="VerbatimChar"/>
-        </w:rPr>
-        <w:t xml:space="preserve">├──────────────────────────────────────────────────┤</w:t>
-      </w:r>
-      <w:r>
-        <w:br/>
-      </w:r>
-      <w:r>
-        <w:rPr>
-          <w:rStyle w:val="VerbatimChar"/>
-        </w:rPr>
-        <w:t xml:space="preserve">│                                                   │</w:t>
-      </w:r>
-      <w:r>
-        <w:br/>
-      </w:r>
-      <w:r>
-        <w:rPr>
-          <w:rStyle w:val="VerbatimChar"/>
-        </w:rPr>
-        <w:t xml:space="preserve">│  Maria Aparecida Silva                            │</w:t>
-      </w:r>
-      <w:r>
-        <w:br/>
-      </w:r>
-      <w:r>
-        <w:rPr>
-          <w:rStyle w:val="VerbatimChar"/>
-        </w:rPr>
-        <w:t xml:space="preserve">│  CPF: 111.444.777-35                              │</w:t>
-      </w:r>
-      <w:r>
-        <w:br/>
-      </w:r>
-      <w:r>
-        <w:rPr>
-          <w:rStyle w:val="VerbatimChar"/>
-        </w:rPr>
-        <w:t xml:space="preserve">│                                                   │</w:t>
-      </w:r>
-      <w:r>
-        <w:br/>
-      </w:r>
-      <w:r>
-        <w:rPr>
-          <w:rStyle w:val="VerbatimChar"/>
-        </w:rPr>
-        <w:t xml:space="preserve">│  Tirzepatida 60mg/2,4ml                           │</w:t>
-      </w:r>
-      <w:r>
-        <w:br/>
-      </w:r>
-      <w:r>
-        <w:rPr>
-          <w:rStyle w:val="VerbatimChar"/>
-        </w:rPr>
-        <w:t xml:space="preserve">│                                                   │</w:t>
-      </w:r>
-      <w:r>
-        <w:br/>
-      </w:r>
-      <w:r>
-        <w:rPr>
-          <w:rStyle w:val="VerbatimChar"/>
-        </w:rPr>
-        <w:t xml:space="preserve">│  Lote: LOT-AMP-2026-05-20-001                     │</w:t>
-      </w:r>
-      <w:r>
-        <w:br/>
-      </w:r>
-      <w:r>
-        <w:rPr>
-          <w:rStyle w:val="VerbatimChar"/>
-        </w:rPr>
-        <w:t xml:space="preserve">│  Validade: 2027-05-20                             │</w:t>
-      </w:r>
-      <w:r>
-        <w:br/>
-      </w:r>
-      <w:r>
-        <w:rPr>
-          <w:rStyle w:val="VerbatimChar"/>
-        </w:rPr>
-        <w:t xml:space="preserve">│                                                   │</w:t>
-      </w:r>
-      <w:r>
-        <w:br/>
-      </w:r>
-      <w:r>
-        <w:rPr>
-          <w:rStyle w:val="VerbatimChar"/>
-        </w:rPr>
-        <w:t xml:space="preserve">│  ▮▮▮▮▮▮▮▮▮▮▮▮▮▮▮▮▮▮▮▮▮  (barcode)               │</w:t>
-      </w:r>
-      <w:r>
-        <w:br/>
-      </w:r>
-      <w:r>
-        <w:rPr>
-          <w:rStyle w:val="VerbatimChar"/>
-        </w:rPr>
-        <w:t xml:space="preserve">│                                                   │</w:t>
-      </w:r>
-      <w:r>
-        <w:br/>
-      </w:r>
-      <w:r>
-        <w:rPr>
-          <w:rStyle w:val="VerbatimChar"/>
-        </w:rPr>
-        <w:t xml:space="preserve">└──────────────────────────────────────────────────┘</w:t>
-      </w:r>
-    </w:p>
-    <w:bookmarkEnd w:id="166"/>
-    <w:bookmarkStart w:id="167" w:name="mecanismo-proposto-a-construir"/>
-    <w:p>
-      <w:pPr>
-        <w:pStyle w:val="Heading3"/>
-      </w:pPr>
-      <w:r>
-        <w:t xml:space="preserve">Mecanismo proposto (a construir)</w:t>
-      </w:r>
-    </w:p>
-    <w:p>
-      <w:pPr>
-        <w:pStyle w:val="SourceCode"/>
-      </w:pPr>
-      <w:r>
-        <w:rPr>
-          <w:rStyle w:val="VerbatimChar"/>
-        </w:rPr>
-        <w:t xml:space="preserve">   Sales Order com pacientes</w:t>
-      </w:r>
-      <w:r>
-        <w:br/>
-      </w:r>
-      <w:r>
-        <w:rPr>
-          <w:rStyle w:val="VerbatimChar"/>
-        </w:rPr>
-        <w:t xml:space="preserve">            │</w:t>
-      </w:r>
-      <w:r>
-        <w:br/>
-      </w:r>
-      <w:r>
-        <w:rPr>
-          <w:rStyle w:val="VerbatimChar"/>
-        </w:rPr>
-        <w:t xml:space="preserve">            ▼</w:t>
-      </w:r>
-      <w:r>
-        <w:br/>
-      </w:r>
-      <w:r>
-        <w:rPr>
-          <w:rStyle w:val="VerbatimChar"/>
-        </w:rPr>
-        <w:t xml:space="preserve">   Botão "Imprimir Etiquetas Pacientes"</w:t>
-      </w:r>
-      <w:r>
-        <w:br/>
-      </w:r>
-      <w:r>
-        <w:rPr>
-          <w:rStyle w:val="VerbatimChar"/>
-        </w:rPr>
-        <w:t xml:space="preserve">            │</w:t>
-      </w:r>
-      <w:r>
-        <w:br/>
-      </w:r>
-      <w:r>
-        <w:rPr>
-          <w:rStyle w:val="VerbatimChar"/>
-        </w:rPr>
-        <w:t xml:space="preserve">            ▼</w:t>
-      </w:r>
-      <w:r>
-        <w:br/>
-      </w:r>
-      <w:r>
-        <w:rPr>
-          <w:rStyle w:val="VerbatimChar"/>
-        </w:rPr>
-        <w:t xml:space="preserve">   Server Script gera ZPL por paciente</w:t>
-      </w:r>
-      <w:r>
-        <w:br/>
-      </w:r>
-      <w:r>
-        <w:rPr>
-          <w:rStyle w:val="VerbatimChar"/>
-        </w:rPr>
-        <w:t xml:space="preserve">            │</w:t>
-      </w:r>
-      <w:r>
-        <w:br/>
-      </w:r>
-      <w:r>
-        <w:rPr>
-          <w:rStyle w:val="VerbatimChar"/>
-        </w:rPr>
-        <w:t xml:space="preserve">            ▼</w:t>
-      </w:r>
-      <w:r>
-        <w:br/>
-      </w:r>
-      <w:r>
-        <w:rPr>
-          <w:rStyle w:val="VerbatimChar"/>
-        </w:rPr>
-        <w:t xml:space="preserve">   Browser envia ZPL → Zebra (BrowserPrint)</w:t>
-      </w:r>
-      <w:r>
-        <w:br/>
-      </w:r>
-      <w:r>
-        <w:rPr>
-          <w:rStyle w:val="VerbatimChar"/>
-        </w:rPr>
-        <w:t xml:space="preserve">            │</w:t>
-      </w:r>
-      <w:r>
-        <w:br/>
-      </w:r>
-      <w:r>
-        <w:rPr>
-          <w:rStyle w:val="VerbatimChar"/>
-        </w:rPr>
-        <w:t xml:space="preserve">            ▼</w:t>
-      </w:r>
-      <w:r>
-        <w:br/>
-      </w:r>
-      <w:r>
-        <w:rPr>
-          <w:rStyle w:val="VerbatimChar"/>
-        </w:rPr>
-        <w:t xml:space="preserve">   Marca dispensação concluída</w:t>
-      </w:r>
-    </w:p>
-    <w:p>
-      <w:pPr>
-        <w:pStyle w:val="FirstParagraph"/>
-      </w:pPr>
-      <w:r>
-        <w:t xml:space="preserve">Detalhes técnicos: ver futuro</w:t>
-      </w:r>
-      <w:r>
-        <w:t xml:space="preserve"> </w:t>
-      </w:r>
-      <w:r>
-        <w:rPr>
-          <w:rStyle w:val="VerbatimChar"/>
-        </w:rPr>
-        <w:t xml:space="preserve">docs/12-dispensacao-etiquetas.md</w:t>
-      </w:r>
-      <w:r>
-        <w:t xml:space="preserve"> </w:t>
-      </w:r>
-      <w:r>
-        <w:t xml:space="preserve">(a criar).</w:t>
-      </w:r>
-    </w:p>
-    <w:bookmarkEnd w:id="167"/>
-    <w:bookmarkStart w:id="168" w:name="por-enquanto-workaround"/>
-    <w:p>
-      <w:pPr>
-        <w:pStyle w:val="Heading3"/>
-      </w:pPr>
-      <w:r>
-        <w:t xml:space="preserve">Por enquanto (workaround)</w:t>
-      </w:r>
-    </w:p>
-    <w:p>
-      <w:pPr>
-        <w:pStyle w:val="FirstParagraph"/>
-      </w:pPr>
-      <w:r>
-        <w:t xml:space="preserve">Use o</w:t>
-      </w:r>
-      <w:r>
-        <w:t xml:space="preserve"> </w:t>
-      </w:r>
-      <w:r>
-        <w:rPr>
-          <w:bCs/>
-          <w:b/>
-        </w:rPr>
-        <w:t xml:space="preserve">Print Format</w:t>
-      </w:r>
-      <w:r>
-        <w:t xml:space="preserve"> </w:t>
-      </w:r>
-      <w:r>
-        <w:t xml:space="preserve">do ERPNext pra gerar uma página simples com os dados</w:t>
-      </w:r>
-      <w:r>
-        <w:t xml:space="preserve"> </w:t>
-      </w:r>
-      <w:r>
-        <w:t xml:space="preserve">do paciente (a partir do SO). Imprima em qualquer impressora. Quando o módulo</w:t>
-      </w:r>
-      <w:r>
-        <w:t xml:space="preserve"> </w:t>
-      </w:r>
-      <w:r>
-        <w:t xml:space="preserve">Zebra estiver pronto, troca por etiqueta térmica.</w:t>
+        <w:t xml:space="preserve">Browser detecta automaticamente</w:t>
       </w:r>
     </w:p>
     <w:p>
@@ -26024,9 +26977,9 @@
         </w:pict>
       </w:r>
     </w:p>
-    <w:bookmarkEnd w:id="168"/>
-    <w:bookmarkEnd w:id="169"/>
-    <w:bookmarkStart w:id="180" w:name="exceções"/>
+    <w:bookmarkEnd w:id="177"/>
+    <w:bookmarkEnd w:id="178"/>
+    <w:bookmarkStart w:id="189" w:name="exceções"/>
     <w:p>
       <w:pPr>
         <w:pStyle w:val="Heading2"/>
@@ -26058,7 +27011,7 @@
         <w:t xml:space="preserve">.</w:t>
       </w:r>
     </w:p>
-    <w:bookmarkStart w:id="173" w:name="produziu-menos-que-o-reservado"/>
+    <w:bookmarkStart w:id="182" w:name="produziu-menos-que-o-reservado"/>
     <w:p>
       <w:pPr>
         <w:pStyle w:val="Heading3"/>
@@ -26130,7 +27083,7 @@
         <w:t xml:space="preserve">: 3 opções.</w:t>
       </w:r>
     </w:p>
-    <w:bookmarkStart w:id="170" w:name="Xc237907c43a1aedbf44aca5433b0904ab286295"/>
+    <w:bookmarkStart w:id="179" w:name="Xc237907c43a1aedbf44aca5433b0904ab286295"/>
     <w:p>
       <w:pPr>
         <w:pStyle w:val="Heading4"/>
@@ -26438,8 +27391,8 @@
         <w:t xml:space="preserve">- Recalcula saldos dos 2 FPBs</w:t>
       </w:r>
     </w:p>
-    <w:bookmarkEnd w:id="170"/>
-    <w:bookmarkStart w:id="171" w:name="X473c7ba8742ca7ebe041b7a6578141b32fb18dd"/>
+    <w:bookmarkEnd w:id="179"/>
+    <w:bookmarkStart w:id="180" w:name="X473c7ba8742ca7ebe041b7a6578141b32fb18dd"/>
     <w:p>
       <w:pPr>
         <w:pStyle w:val="Heading4"/>
@@ -26468,8 +27421,8 @@
         <w:t xml:space="preserve">nova produção.</w:t>
       </w:r>
     </w:p>
-    <w:bookmarkEnd w:id="171"/>
-    <w:bookmarkStart w:id="172" w:name="opção-c-cancelar-a-pr-pendente"/>
+    <w:bookmarkEnd w:id="180"/>
+    <w:bookmarkStart w:id="181" w:name="opção-c-cancelar-a-pr-pendente"/>
     <w:p>
       <w:pPr>
         <w:pStyle w:val="Heading4"/>
@@ -26579,9 +27532,9 @@
         <w:t xml:space="preserve">- Espelho no SO Item zera</w:t>
       </w:r>
     </w:p>
-    <w:bookmarkEnd w:id="172"/>
-    <w:bookmarkEnd w:id="173"/>
-    <w:bookmarkStart w:id="174" w:name="cancelar-uma-reserva"/>
+    <w:bookmarkEnd w:id="181"/>
+    <w:bookmarkEnd w:id="182"/>
+    <w:bookmarkStart w:id="183" w:name="cancelar-uma-reserva"/>
     <w:p>
       <w:pPr>
         <w:pStyle w:val="Heading3"/>
@@ -26675,8 +27628,8 @@
         <w:t xml:space="preserve">✓ Saldo volta automaticamente ao FPB. Espelho no SO Item atualizado.</w:t>
       </w:r>
     </w:p>
-    <w:bookmarkEnd w:id="174"/>
-    <w:bookmarkStart w:id="175" w:name="cancelar-um-sales-order"/>
+    <w:bookmarkEnd w:id="183"/>
+    <w:bookmarkStart w:id="184" w:name="cancelar-um-sales-order"/>
     <w:p>
       <w:pPr>
         <w:pStyle w:val="Heading3"/>
@@ -26764,8 +27717,8 @@
         <w:t xml:space="preserve">cancelar o SO</w:t>
       </w:r>
     </w:p>
-    <w:bookmarkEnd w:id="175"/>
-    <w:bookmarkStart w:id="176" w:name="cancelar-um-fpb"/>
+    <w:bookmarkEnd w:id="184"/>
+    <w:bookmarkStart w:id="185" w:name="cancelar-um-fpb"/>
     <w:p>
       <w:pPr>
         <w:pStyle w:val="Heading3"/>
@@ -26831,8 +27784,8 @@
         <w:t xml:space="preserve">cancelar o FPB</w:t>
       </w:r>
     </w:p>
-    <w:bookmarkEnd w:id="176"/>
-    <w:bookmarkStart w:id="177" w:name="X71a421cdeb9c7f8001c666d93b5937b3cba1d1a"/>
+    <w:bookmarkEnd w:id="185"/>
+    <w:bookmarkStart w:id="186" w:name="X71a421cdeb9c7f8001c666d93b5937b3cba1d1a"/>
     <w:p>
       <w:pPr>
         <w:pStyle w:val="Heading3"/>
@@ -27028,8 +27981,8 @@
         <w:t xml:space="preserve">status</w:t>
       </w:r>
     </w:p>
-    <w:bookmarkEnd w:id="177"/>
-    <w:bookmarkStart w:id="178" w:name="cliente-quer-trocar-de-lote-já-reservado"/>
+    <w:bookmarkEnd w:id="186"/>
+    <w:bookmarkStart w:id="187" w:name="cliente-quer-trocar-de-lote-já-reservado"/>
     <w:p>
       <w:pPr>
         <w:pStyle w:val="Heading3"/>
@@ -27092,8 +28045,8 @@
         <w:t xml:space="preserve">3. Avise comercial pra ajustar comunicação com cliente</w:t>
       </w:r>
     </w:p>
-    <w:bookmarkEnd w:id="178"/>
-    <w:bookmarkStart w:id="179" w:name="erro-não-consigo-acessar-a-tela"/>
+    <w:bookmarkEnd w:id="187"/>
+    <w:bookmarkStart w:id="188" w:name="erro-não-consigo-acessar-a-tela"/>
     <w:p>
       <w:pPr>
         <w:pStyle w:val="Heading3"/>
@@ -27160,9 +28113,9 @@
         </w:pict>
       </w:r>
     </w:p>
-    <w:bookmarkEnd w:id="179"/>
-    <w:bookmarkEnd w:id="180"/>
-    <w:bookmarkStart w:id="189" w:name="checklist-diário"/>
+    <w:bookmarkEnd w:id="188"/>
+    <w:bookmarkEnd w:id="189"/>
+    <w:bookmarkStart w:id="198" w:name="checklist-diário"/>
     <w:p>
       <w:pPr>
         <w:pStyle w:val="Heading2"/>
@@ -27179,7 +28132,7 @@
         <w:t xml:space="preserve">Tarefas que cada papel deve fazer todo dia útil.</w:t>
       </w:r>
     </w:p>
-    <w:bookmarkStart w:id="181" w:name="comercial-manhã"/>
+    <w:bookmarkStart w:id="190" w:name="comercial-manhã"/>
     <w:p>
       <w:pPr>
         <w:pStyle w:val="Heading3"/>
@@ -27275,8 +28228,8 @@
         <w:t xml:space="preserve">☐ Revisar leads/prospects do CRM</w:t>
       </w:r>
     </w:p>
-    <w:bookmarkEnd w:id="181"/>
-    <w:bookmarkStart w:id="182" w:name="planejamento-manhã"/>
+    <w:bookmarkEnd w:id="190"/>
+    <w:bookmarkStart w:id="191" w:name="planejamento-manhã"/>
     <w:p>
       <w:pPr>
         <w:pStyle w:val="Heading3"/>
@@ -27366,8 +28319,8 @@
         <w:t xml:space="preserve">dos FPBs)</w:t>
       </w:r>
     </w:p>
-    <w:bookmarkEnd w:id="182"/>
-    <w:bookmarkStart w:id="183" w:name="produção-durante-e-fim-do-turno"/>
+    <w:bookmarkEnd w:id="191"/>
+    <w:bookmarkStart w:id="192" w:name="produção-durante-e-fim-do-turno"/>
     <w:p>
       <w:pPr>
         <w:pStyle w:val="Heading3"/>
@@ -27439,8 +28392,8 @@
         <w:t xml:space="preserve">☐ Ao final do dia, mandar resumo da produção pra Supervisor</w:t>
       </w:r>
     </w:p>
-    <w:bookmarkEnd w:id="183"/>
-    <w:bookmarkStart w:id="184" w:name="supervisor-final-do-turno-de-produção"/>
+    <w:bookmarkEnd w:id="192"/>
+    <w:bookmarkStart w:id="193" w:name="supervisor-final-do-turno-de-produção"/>
     <w:p>
       <w:pPr>
         <w:pStyle w:val="Heading3"/>
@@ -27501,8 +28454,8 @@
         <w:t xml:space="preserve">☐ Conferir se sobrou pendência — alinhar com comercial pra replanejar</w:t>
       </w:r>
     </w:p>
-    <w:bookmarkEnd w:id="184"/>
-    <w:bookmarkStart w:id="185" w:name="expedição-manhãtarde"/>
+    <w:bookmarkEnd w:id="193"/>
+    <w:bookmarkStart w:id="194" w:name="expedição-manhãtarde"/>
     <w:p>
       <w:pPr>
         <w:pStyle w:val="Heading3"/>
@@ -27574,8 +28527,8 @@
         <w:t xml:space="preserve">☐ Anotar tracking/transportadora</w:t>
       </w:r>
     </w:p>
-    <w:bookmarkEnd w:id="185"/>
-    <w:bookmarkStart w:id="186" w:name="financeiro-diário"/>
+    <w:bookmarkEnd w:id="194"/>
+    <w:bookmarkStart w:id="195" w:name="financeiro-diário"/>
     <w:p>
       <w:pPr>
         <w:pStyle w:val="Heading3"/>
@@ -27632,8 +28585,8 @@
         <w:t xml:space="preserve">☐ Relatório de inadimplência semanal</w:t>
       </w:r>
     </w:p>
-    <w:bookmarkEnd w:id="186"/>
-    <w:bookmarkStart w:id="187" w:name="Xce8f5a9ae5e21fdb4f81add764d7f0c35377e63"/>
+    <w:bookmarkEnd w:id="195"/>
+    <w:bookmarkStart w:id="196" w:name="Xce8f5a9ae5e21fdb4f81add764d7f0c35377e63"/>
     <w:p>
       <w:pPr>
         <w:pStyle w:val="Heading3"/>
@@ -27702,8 +28655,8 @@
         <w:t xml:space="preserve">☐ Arquivar prescrição/receita</w:t>
       </w:r>
     </w:p>
-    <w:bookmarkEnd w:id="187"/>
-    <w:bookmarkStart w:id="188" w:name="gestor-semanal"/>
+    <w:bookmarkEnd w:id="196"/>
+    <w:bookmarkStart w:id="197" w:name="gestor-semanal"/>
     <w:p>
       <w:pPr>
         <w:pStyle w:val="Heading3"/>
@@ -27767,9 +28720,9 @@
         </w:pict>
       </w:r>
     </w:p>
-    <w:bookmarkEnd w:id="188"/>
-    <w:bookmarkEnd w:id="189"/>
-    <w:bookmarkStart w:id="193" w:name="apêndice-resumo-das-transições-de-status"/>
+    <w:bookmarkEnd w:id="197"/>
+    <w:bookmarkEnd w:id="198"/>
+    <w:bookmarkStart w:id="202" w:name="apêndice-resumo-das-transições-de-status"/>
     <w:p>
       <w:pPr>
         <w:pStyle w:val="Heading2"/>
@@ -27778,7 +28731,7 @@
         <w:t xml:space="preserve">Apêndice — Resumo das transições de status</w:t>
       </w:r>
     </w:p>
-    <w:bookmarkStart w:id="190" w:name="future-production-batch"/>
+    <w:bookmarkStart w:id="199" w:name="future-production-batch"/>
     <w:p>
       <w:pPr>
         <w:pStyle w:val="Heading3"/>
@@ -27906,8 +28859,8 @@
         <w:t xml:space="preserve">                                          Liberada Parcial / Total</w:t>
       </w:r>
     </w:p>
-    <w:bookmarkEnd w:id="190"/>
-    <w:bookmarkStart w:id="191" w:name="production-reservation"/>
+    <w:bookmarkEnd w:id="199"/>
+    <w:bookmarkStart w:id="200" w:name="production-reservation"/>
     <w:p>
       <w:pPr>
         <w:pStyle w:val="Heading3"/>
@@ -27999,8 +28952,8 @@
         <w:t xml:space="preserve">       └──replanejar zerou───► Replanejado</w:t>
       </w:r>
     </w:p>
-    <w:bookmarkEnd w:id="191"/>
-    <w:bookmarkStart w:id="192" w:name="sales-order-item-campos-espelho"/>
+    <w:bookmarkEnd w:id="200"/>
+    <w:bookmarkStart w:id="201" w:name="sales-order-item-campos-espelho"/>
     <w:p>
       <w:pPr>
         <w:pStyle w:val="Heading3"/>
@@ -28250,10 +29203,10 @@
         </w:pict>
       </w:r>
     </w:p>
-    <w:bookmarkEnd w:id="192"/>
-    <w:bookmarkEnd w:id="193"/>
-    <w:bookmarkEnd w:id="194"/>
-    <w:bookmarkStart w:id="211" w:name="X25ae56cbc2294aa4f085e843306c2a1478e1229"/>
+    <w:bookmarkEnd w:id="201"/>
+    <w:bookmarkEnd w:id="202"/>
+    <w:bookmarkEnd w:id="203"/>
+    <w:bookmarkStart w:id="220" w:name="X25ae56cbc2294aa4f085e843306c2a1478e1229"/>
     <w:p>
       <w:pPr>
         <w:pStyle w:val="Heading1"/>
@@ -28357,7 +29310,7 @@
         </w:pict>
       </w:r>
     </w:p>
-    <w:bookmarkStart w:id="205" w:name="opção-a-chain-de-endpoints-existentes"/>
+    <w:bookmarkStart w:id="214" w:name="opção-a-chain-de-endpoints-existentes"/>
     <w:p>
       <w:pPr>
         <w:pStyle w:val="Heading2"/>
@@ -28393,7 +29346,7 @@
         <w:t xml:space="preserve">sequência.</w:t>
       </w:r>
     </w:p>
-    <w:bookmarkStart w:id="195" w:name="a.1.-listar-lotes-com-saldo"/>
+    <w:bookmarkStart w:id="204" w:name="a.1.-listar-lotes-com-saldo"/>
     <w:p>
       <w:pPr>
         <w:pStyle w:val="Heading3"/>
@@ -28674,8 +29627,8 @@
         <w:t xml:space="preserve">para usar na reserva.</w:t>
       </w:r>
     </w:p>
-    <w:bookmarkEnd w:id="195"/>
-    <w:bookmarkStart w:id="196" w:name="a.2.-criarverificar-customer"/>
+    <w:bookmarkEnd w:id="204"/>
+    <w:bookmarkStart w:id="205" w:name="a.2.-criarverificar-customer"/>
     <w:p>
       <w:pPr>
         <w:pStyle w:val="Heading3"/>
@@ -28804,8 +29757,8 @@
         <w:t xml:space="preserve">→ já existe, prossiga.</w:t>
       </w:r>
     </w:p>
-    <w:bookmarkEnd w:id="196"/>
-    <w:bookmarkStart w:id="197" w:name="X644dc42bb96e40c5f50397658802849b613a980"/>
+    <w:bookmarkEnd w:id="205"/>
+    <w:bookmarkStart w:id="206" w:name="X644dc42bb96e40c5f50397658802849b613a980"/>
     <w:p>
       <w:pPr>
         <w:pStyle w:val="Heading3"/>
@@ -29056,8 +30009,8 @@
         <w:t xml:space="preserve">).</w:t>
       </w:r>
     </w:p>
-    <w:bookmarkEnd w:id="197"/>
-    <w:bookmarkStart w:id="198" w:name="a.4.-criar-sales-order-rascunho"/>
+    <w:bookmarkEnd w:id="206"/>
+    <w:bookmarkStart w:id="207" w:name="a.4.-criar-sales-order-rascunho"/>
     <w:p>
       <w:pPr>
         <w:pStyle w:val="Heading3"/>
@@ -29472,8 +30425,8 @@
         <w:t xml:space="preserve">).</w:t>
       </w:r>
     </w:p>
-    <w:bookmarkEnd w:id="198"/>
-    <w:bookmarkStart w:id="199" w:name="a.5.-submeter-sales-order"/>
+    <w:bookmarkEnd w:id="207"/>
+    <w:bookmarkStart w:id="208" w:name="a.5.-submeter-sales-order"/>
     <w:p>
       <w:pPr>
         <w:pStyle w:val="Heading3"/>
@@ -29528,8 +30481,8 @@
         <w:t xml:space="preserve">de A.4 direto.</w:t>
       </w:r>
     </w:p>
-    <w:bookmarkEnd w:id="199"/>
-    <w:bookmarkStart w:id="200" w:name="a.6.-reservar-lote"/>
+    <w:bookmarkEnd w:id="208"/>
+    <w:bookmarkStart w:id="209" w:name="a.6.-reservar-lote"/>
     <w:p>
       <w:pPr>
         <w:pStyle w:val="Heading3"/>
@@ -29668,8 +30621,8 @@
         <w:t xml:space="preserve">{ "sales_order": "SAL-ORD-2026-00031" }</w:t>
       </w:r>
     </w:p>
-    <w:bookmarkEnd w:id="200"/>
-    <w:bookmarkStart w:id="201" w:name="a.7.-confirmar-estado-final"/>
+    <w:bookmarkEnd w:id="209"/>
+    <w:bookmarkStart w:id="210" w:name="a.7.-confirmar-estado-final"/>
     <w:p>
       <w:pPr>
         <w:pStyle w:val="Heading3"/>
@@ -29733,8 +30686,8 @@
         <w:t xml:space="preserve">.</w:t>
       </w:r>
     </w:p>
-    <w:bookmarkEnd w:id="201"/>
-    <w:bookmarkStart w:id="202" w:name="fluxo-n8n-recomendado"/>
+    <w:bookmarkEnd w:id="210"/>
+    <w:bookmarkStart w:id="211" w:name="fluxo-n8n-recomendado"/>
     <w:p>
       <w:pPr>
         <w:pStyle w:val="Heading3"/>
@@ -29862,8 +30815,8 @@
         <w:t xml:space="preserve">                                                  [HTTP GET confirmação]</w:t>
       </w:r>
     </w:p>
-    <w:bookmarkEnd w:id="202"/>
-    <w:bookmarkStart w:id="204" w:name="demais-etapas-produção-faturamento"/>
+    <w:bookmarkEnd w:id="211"/>
+    <w:bookmarkStart w:id="213" w:name="demais-etapas-produção-faturamento"/>
     <w:p>
       <w:pPr>
         <w:pStyle w:val="Heading3"/>
@@ -30265,7 +31218,7 @@
       <w:r>
         <w:t xml:space="preserve"> </w:t>
       </w:r>
-      <w:hyperlink r:id="rId203">
+      <w:hyperlink r:id="rId212">
         <w:r>
           <w:rPr>
             <w:rStyle w:val="VerbatimChar"/>
@@ -30284,9 +31237,9 @@
         </w:pict>
       </w:r>
     </w:p>
-    <w:bookmarkEnd w:id="204"/>
-    <w:bookmarkEnd w:id="205"/>
-    <w:bookmarkStart w:id="210" w:name="X09615b31226bb3ade43f8238adafa947e2280e0"/>
+    <w:bookmarkEnd w:id="213"/>
+    <w:bookmarkEnd w:id="214"/>
+    <w:bookmarkStart w:id="219" w:name="X09615b31226bb3ade43f8238adafa947e2280e0"/>
     <w:p>
       <w:pPr>
         <w:pStyle w:val="Heading2"/>
@@ -30335,7 +31288,7 @@
         <w:t xml:space="preserve">ERPNext). Roda 1 vez no setup, depois fica disponível como rota.</w:t>
       </w:r>
     </w:p>
-    <w:bookmarkStart w:id="206" w:name="X2abc2c5f541333ec6ed04cb83e793805a680ad3"/>
+    <w:bookmarkStart w:id="215" w:name="X2abc2c5f541333ec6ed04cb83e793805a680ad3"/>
     <w:p>
       <w:pPr>
         <w:pStyle w:val="Heading3"/>
@@ -30776,8 +31729,8 @@
         <w:t xml:space="preserve">}}</w:t>
       </w:r>
     </w:p>
-    <w:bookmarkEnd w:id="206"/>
-    <w:bookmarkStart w:id="207" w:name="X8ea15c37d79838f8e56cf4dd8ff302d6e199628"/>
+    <w:bookmarkEnd w:id="215"/>
+    <w:bookmarkStart w:id="216" w:name="X8ea15c37d79838f8e56cf4dd8ff302d6e199628"/>
     <w:p>
       <w:pPr>
         <w:pStyle w:val="Heading3"/>
@@ -32192,8 +33145,8 @@
         <w:t xml:space="preserve">}}</w:t>
       </w:r>
     </w:p>
-    <w:bookmarkEnd w:id="207"/>
-    <w:bookmarkStart w:id="208" w:name="comparação-rápida"/>
+    <w:bookmarkEnd w:id="216"/>
+    <w:bookmarkStart w:id="217" w:name="comparação-rápida"/>
     <w:p>
       <w:pPr>
         <w:pStyle w:val="Heading3"/>
@@ -32424,8 +33377,8 @@
         </w:tc>
       </w:tr>
     </w:tbl>
-    <w:bookmarkEnd w:id="208"/>
-    <w:bookmarkStart w:id="209" w:name="quando-usar-cada-uma"/>
+    <w:bookmarkEnd w:id="217"/>
+    <w:bookmarkStart w:id="218" w:name="quando-usar-cada-uma"/>
     <w:p>
       <w:pPr>
         <w:pStyle w:val="Heading3"/>
@@ -32498,10 +33451,10 @@
         </w:pict>
       </w:r>
     </w:p>
-    <w:bookmarkEnd w:id="209"/>
-    <w:bookmarkEnd w:id="210"/>
-    <w:bookmarkEnd w:id="211"/>
-    <w:bookmarkStart w:id="216" w:name="Xed41381ee542e4a38bbd4d549e5bd6e0d0242c6"/>
+    <w:bookmarkEnd w:id="218"/>
+    <w:bookmarkEnd w:id="219"/>
+    <w:bookmarkEnd w:id="220"/>
+    <w:bookmarkStart w:id="225" w:name="Xed41381ee542e4a38bbd4d549e5bd6e0d0242c6"/>
     <w:p>
       <w:pPr>
         <w:pStyle w:val="Heading1"/>
@@ -32540,7 +33493,7 @@
         <w:t xml:space="preserve">acessarem direto no menu.</w:t>
       </w:r>
     </w:p>
-    <w:bookmarkStart w:id="212" w:name="caminho-1-web-page-recomendado"/>
+    <w:bookmarkStart w:id="221" w:name="caminho-1-web-page-recomendado"/>
     <w:p>
       <w:pPr>
         <w:pStyle w:val="Heading2"/>
@@ -32782,8 +33735,8 @@
         <w:t xml:space="preserve">interno.</w:t>
       </w:r>
     </w:p>
-    <w:bookmarkEnd w:id="212"/>
-    <w:bookmarkStart w:id="213" w:name="caminho-2-file-anexado-a-workspace"/>
+    <w:bookmarkEnd w:id="221"/>
+    <w:bookmarkStart w:id="222" w:name="caminho-2-file-anexado-a-workspace"/>
     <w:p>
       <w:pPr>
         <w:pStyle w:val="Heading2"/>
@@ -32974,8 +33927,8 @@
         <w:t xml:space="preserve">workspace</w:t>
       </w:r>
     </w:p>
-    <w:bookmarkEnd w:id="213"/>
-    <w:bookmarkStart w:id="214" w:name="caminho-3-help-article-knowledge-base"/>
+    <w:bookmarkEnd w:id="222"/>
+    <w:bookmarkStart w:id="223" w:name="caminho-3-help-article-knowledge-base"/>
     <w:p>
       <w:pPr>
         <w:pStyle w:val="Heading2"/>
@@ -33076,8 +34029,8 @@
         <w:t xml:space="preserve">”</w:t>
       </w:r>
     </w:p>
-    <w:bookmarkEnd w:id="214"/>
-    <w:bookmarkStart w:id="215" w:name="caminho-4-api-custom-para-servir-o-html"/>
+    <w:bookmarkEnd w:id="223"/>
+    <w:bookmarkStart w:id="224" w:name="caminho-4-api-custom-para-servir-o-html"/>
     <w:p>
       <w:pPr>
         <w:pStyle w:val="Heading2"/>
@@ -33279,9 +34232,9 @@
         </w:pict>
       </w:r>
     </w:p>
-    <w:bookmarkEnd w:id="215"/>
-    <w:bookmarkEnd w:id="216"/>
-    <w:bookmarkStart w:id="217" w:name="Xaf6fc05102aeb9fb57fe4a309f026132217a04b"/>
+    <w:bookmarkEnd w:id="224"/>
+    <w:bookmarkEnd w:id="225"/>
+    <w:bookmarkStart w:id="226" w:name="Xaf6fc05102aeb9fb57fe4a309f026132217a04b"/>
     <w:p>
       <w:pPr>
         <w:pStyle w:val="Heading1"/>
@@ -33505,7 +34458,7 @@
         <w:t xml:space="preserve">.</w:t>
       </w:r>
     </w:p>
-    <w:bookmarkEnd w:id="217"/>
+    <w:bookmarkEnd w:id="226"/>
     <w:sectPr/>
   </w:body>
 </w:document>
@@ -34172,10 +35125,64 @@
     <w:abstractNumId w:val="991"/>
   </w:num>
   <w:num w:numId="1031">
-    <w:abstractNumId w:val="991"/>
+    <w:abstractNumId w:val="99411"/>
+    <w:lvlOverride w:ilvl="0">
+      <w:startOverride w:val="1"/>
+    </w:lvlOverride>
+    <w:lvlOverride w:ilvl="1">
+      <w:startOverride w:val="1"/>
+    </w:lvlOverride>
+    <w:lvlOverride w:ilvl="2">
+      <w:startOverride w:val="1"/>
+    </w:lvlOverride>
+    <w:lvlOverride w:ilvl="3">
+      <w:startOverride w:val="1"/>
+    </w:lvlOverride>
+    <w:lvlOverride w:ilvl="4">
+      <w:startOverride w:val="1"/>
+    </w:lvlOverride>
+    <w:lvlOverride w:ilvl="5">
+      <w:startOverride w:val="1"/>
+    </w:lvlOverride>
+    <w:lvlOverride w:ilvl="6">
+      <w:startOverride w:val="1"/>
+    </w:lvlOverride>
+    <w:lvlOverride w:ilvl="7">
+      <w:startOverride w:val="1"/>
+    </w:lvlOverride>
+    <w:lvlOverride w:ilvl="8">
+      <w:startOverride w:val="1"/>
+    </w:lvlOverride>
   </w:num>
   <w:num w:numId="1032">
-    <w:abstractNumId w:val="991"/>
+    <w:abstractNumId w:val="99411"/>
+    <w:lvlOverride w:ilvl="0">
+      <w:startOverride w:val="1"/>
+    </w:lvlOverride>
+    <w:lvlOverride w:ilvl="1">
+      <w:startOverride w:val="1"/>
+    </w:lvlOverride>
+    <w:lvlOverride w:ilvl="2">
+      <w:startOverride w:val="1"/>
+    </w:lvlOverride>
+    <w:lvlOverride w:ilvl="3">
+      <w:startOverride w:val="1"/>
+    </w:lvlOverride>
+    <w:lvlOverride w:ilvl="4">
+      <w:startOverride w:val="1"/>
+    </w:lvlOverride>
+    <w:lvlOverride w:ilvl="5">
+      <w:startOverride w:val="1"/>
+    </w:lvlOverride>
+    <w:lvlOverride w:ilvl="6">
+      <w:startOverride w:val="1"/>
+    </w:lvlOverride>
+    <w:lvlOverride w:ilvl="7">
+      <w:startOverride w:val="1"/>
+    </w:lvlOverride>
+    <w:lvlOverride w:ilvl="8">
+      <w:startOverride w:val="1"/>
+    </w:lvlOverride>
   </w:num>
   <w:num w:numId="1033">
     <w:abstractNumId w:val="99411"/>

--- a/docs/dist/manual-operacional.docx
+++ b/docs/dist/manual-operacional.docx
@@ -668,7 +668,7 @@
         <w:rPr>
           <w:rStyle w:val="VerbatimChar"/>
         </w:rPr>
-        <w:t xml:space="preserve">https://erp.injemedpharma.com.br</w:t>
+        <w:t xml:space="preserve">https://erp.suaempresa.com.br</w:t>
       </w:r>
       <w:r>
         <w:t xml:space="preserve"> </w:t>
@@ -1861,7 +1861,7 @@
         <w:rPr>
           <w:rStyle w:val="VerbatimChar"/>
         </w:rPr>
-        <w:t xml:space="preserve">https://erp.injemedpharma.com.br</w:t>
+        <w:t xml:space="preserve">https://erp.suaempresa.com.br</w:t>
       </w:r>
       <w:r>
         <w:t xml:space="preserve"> </w:t>
@@ -13543,7 +13543,7 @@
         <w:rPr>
           <w:rStyle w:val="VerbatimChar"/>
         </w:rPr>
-        <w:t xml:space="preserve">│  [Injmedpharma                                       ▼]      │</w:t>
+        <w:t xml:space="preserve">│  [Sua Empresa Ltda                                       ▼]      │</w:t>
       </w:r>
       <w:r>
         <w:br/>
@@ -16083,7 +16083,7 @@
         <w:rPr>
           <w:rStyle w:val="VerbatimChar"/>
         </w:rPr>
-        <w:t xml:space="preserve">│  Company:              [Injmedpharma] (default)               │</w:t>
+        <w:t xml:space="preserve">│  Company:              [Sua Empresa Ltda] (default)               │</w:t>
       </w:r>
       <w:r>
         <w:br/>
@@ -21073,7 +21073,7 @@
         <w:rPr>
           <w:rStyle w:val="VerbatimChar"/>
         </w:rPr>
-        <w:t xml:space="preserve">│  Company:              [Injmedpharma]                         │</w:t>
+        <w:t xml:space="preserve">│  Company:              [Sua Empresa Ltda]                         │</w:t>
       </w:r>
       <w:r>
         <w:br/>
@@ -23314,7 +23314,7 @@
         <w:rPr>
           <w:rStyle w:val="VerbatimChar"/>
         </w:rPr>
-        <w:t xml:space="preserve">│  Company:    [Injmedpharma]                                         │</w:t>
+        <w:t xml:space="preserve">│  Company:    [Sua Empresa Ltda]                                         │</w:t>
       </w:r>
       <w:r>
         <w:br/>
@@ -24130,7 +24130,7 @@
         <w:rPr>
           <w:rStyle w:val="VerbatimChar"/>
         </w:rPr>
-        <w:t xml:space="preserve">│  Company:         Injmedpharma                                  │</w:t>
+        <w:t xml:space="preserve">│  Company:         Sua Empresa Ltda                                  │</w:t>
       </w:r>
       <w:r>
         <w:br/>
@@ -25849,7 +25849,7 @@
         <w:rPr>
           <w:rStyle w:val="VerbatimChar"/>
         </w:rPr>
-        <w:t xml:space="preserve">│  Farmacêutico:     wesley.cairo@injemedpharma.com.br          │</w:t>
+        <w:t xml:space="preserve">│  Farmacêutico:     farmaceutico@suaempresa.com.br          │</w:t>
       </w:r>
       <w:r>
         <w:br/>
@@ -30054,7 +30054,7 @@
         <w:rPr>
           <w:rStyle w:val="VerbatimChar"/>
         </w:rPr>
-        <w:t xml:space="preserve">  "company": "Injmedpharma",</w:t>
+        <w:t xml:space="preserve">  "company": "Sua Empresa Ltda",</w:t>
       </w:r>
       <w:r>
         <w:br/>
@@ -31879,7 +31879,7 @@
         <w:rPr>
           <w:rStyle w:val="VerbatimChar"/>
         </w:rPr>
-        <w:t xml:space="preserve">  "company": "Injmedpharma",</w:t>
+        <w:t xml:space="preserve">  "company": "Sua Empresa Ltda",</w:t>
       </w:r>
       <w:r>
         <w:br/>
